--- a/public/documentos/GOB-07-informe-de-calidad-n-1.docx
+++ b/public/documentos/GOB-07-informe-de-calidad-n-1.docx
@@ -52,7 +52,7 @@
                 <w:noProof/>
               </w:rPr>
               <w:drawing>
-                <wp:inline distT="0" distB="0" distL="0" distR="0" wp14:anchorId="206CA355" wp14:editId="02C2B705">
+                <wp:inline distT="0" distB="0" distL="0" distR="0" wp14:anchorId="12E02C47" wp14:editId="3D0F6088">
                   <wp:extent cx="990600" cy="990600"/>
                   <wp:effectExtent l="0" t="0" r="0" b="0"/>
                   <wp:docPr id="1" name="Imagen 1"/>
@@ -171,10 +171,10 @@
                 <w:noProof/>
               </w:rPr>
               <w:drawing>
-                <wp:inline distT="0" distB="0" distL="0" distR="0" wp14:anchorId="02F3E4B5" wp14:editId="61999579">
+                <wp:inline distT="0" distB="0" distL="0" distR="0" wp14:anchorId="11F718DA" wp14:editId="4F8115B2">
                   <wp:extent cx="800100" cy="800100"/>
                   <wp:effectExtent l="0" t="0" r="0" b="0"/>
-                  <wp:docPr id="1871920240" name="Imagen 1871920240"/>
+                  <wp:docPr id="2074517658" name="Imagen 2074517658"/>
                   <wp:cNvGraphicFramePr>
                     <a:graphicFrameLocks xmlns:a="http://schemas.openxmlformats.org/drawingml/2006/main" noChangeAspect="1"/>
                   </wp:cNvGraphicFramePr>
@@ -2585,7 +2585,7 @@
     <w:sdt>
       <w:sdtPr>
         <w:alias w:val="Contenido"/>
-        <w:id w:val="-2102946010"/>
+        <w:id w:val="2074307528"/>
       </w:sdtPr>
       <w:sdtEndPr/>
       <w:sdtContent>
@@ -2611,7 +2611,7 @@
           <w:r>
             <w:fldChar w:fldCharType="separate"/>
           </w:r>
-          <w:hyperlink w:anchor="_Toc242536656" w:history="1">
+          <w:hyperlink w:anchor="_Toc242538654" w:history="1">
             <w:r>
               <w:rPr>
                 <w:rStyle w:val="Hipervnculo"/>
@@ -2635,7 +2635,7 @@
               <w:rPr>
                 <w:noProof/>
               </w:rPr>
-              <w:instrText xml:space="preserve"> PAGEREF _Toc242536656 \h </w:instrText>
+              <w:instrText xml:space="preserve"> PAGEREF _Toc242538654 \h </w:instrText>
             </w:r>
             <w:r>
               <w:rPr>
@@ -2675,7 +2675,7 @@
               <w14:ligatures w14:val="standardContextual"/>
             </w:rPr>
           </w:pPr>
-          <w:hyperlink w:anchor="_Toc242536657" w:history="1">
+          <w:hyperlink w:anchor="_Toc242538655" w:history="1">
             <w:r>
               <w:rPr>
                 <w:rStyle w:val="Hipervnculo"/>
@@ -2699,7 +2699,7 @@
               <w:rPr>
                 <w:noProof/>
               </w:rPr>
-              <w:instrText xml:space="preserve"> PAGEREF _Toc242536657 \h </w:instrText>
+              <w:instrText xml:space="preserve"> PAGEREF _Toc242538655 \h </w:instrText>
             </w:r>
             <w:r>
               <w:rPr>
@@ -2739,7 +2739,7 @@
               <w14:ligatures w14:val="standardContextual"/>
             </w:rPr>
           </w:pPr>
-          <w:hyperlink w:anchor="_Toc242536658" w:history="1">
+          <w:hyperlink w:anchor="_Toc242538656" w:history="1">
             <w:r>
               <w:rPr>
                 <w:rStyle w:val="Hipervnculo"/>
@@ -2763,7 +2763,7 @@
               <w:rPr>
                 <w:noProof/>
               </w:rPr>
-              <w:instrText xml:space="preserve"> PAGEREF _Toc242536658 \h </w:instrText>
+              <w:instrText xml:space="preserve"> PAGEREF _Toc242538656 \h </w:instrText>
             </w:r>
             <w:r>
               <w:rPr>
@@ -2803,7 +2803,7 @@
               <w14:ligatures w14:val="standardContextual"/>
             </w:rPr>
           </w:pPr>
-          <w:hyperlink w:anchor="_Toc242536659" w:history="1">
+          <w:hyperlink w:anchor="_Toc242538657" w:history="1">
             <w:r>
               <w:rPr>
                 <w:rStyle w:val="Hipervnculo"/>
@@ -2827,7 +2827,7 @@
               <w:rPr>
                 <w:noProof/>
               </w:rPr>
-              <w:instrText xml:space="preserve"> PAGEREF _Toc242536659 \h </w:instrText>
+              <w:instrText xml:space="preserve"> PAGEREF _Toc242538657 \h </w:instrText>
             </w:r>
             <w:r>
               <w:rPr>
@@ -2867,7 +2867,7 @@
               <w14:ligatures w14:val="standardContextual"/>
             </w:rPr>
           </w:pPr>
-          <w:hyperlink w:anchor="_Toc242536660" w:history="1">
+          <w:hyperlink w:anchor="_Toc242538658" w:history="1">
             <w:r>
               <w:rPr>
                 <w:rStyle w:val="Hipervnculo"/>
@@ -2891,7 +2891,7 @@
               <w:rPr>
                 <w:noProof/>
               </w:rPr>
-              <w:instrText xml:space="preserve"> PAGEREF _Toc242536660 \h </w:instrText>
+              <w:instrText xml:space="preserve"> PAGEREF _Toc242538658 \h </w:instrText>
             </w:r>
             <w:r>
               <w:rPr>
@@ -2931,7 +2931,7 @@
               <w14:ligatures w14:val="standardContextual"/>
             </w:rPr>
           </w:pPr>
-          <w:hyperlink w:anchor="_Toc242536661" w:history="1">
+          <w:hyperlink w:anchor="_Toc242538659" w:history="1">
             <w:r>
               <w:rPr>
                 <w:rStyle w:val="Hipervnculo"/>
@@ -2955,7 +2955,7 @@
               <w:rPr>
                 <w:noProof/>
               </w:rPr>
-              <w:instrText xml:space="preserve"> PAGEREF _Toc242536661 \h </w:instrText>
+              <w:instrText xml:space="preserve"> PAGEREF _Toc242538659 \h </w:instrText>
             </w:r>
             <w:r>
               <w:rPr>
@@ -3005,7 +3005,7 @@
       <w:pPr>
         <w:pStyle w:val="Ttulo1"/>
       </w:pPr>
-      <w:bookmarkStart w:id="0" w:name="_Toc242536656"/>
+      <w:bookmarkStart w:id="0" w:name="_Toc242538654"/>
       <w:r>
         <w:lastRenderedPageBreak/>
         <w:t>1. Objetivo y alcance de la revisión</w:t>
@@ -3467,7 +3467,7 @@
       <w:pPr>
         <w:pStyle w:val="Ttulo1"/>
       </w:pPr>
-      <w:bookmarkStart w:id="1" w:name="_Toc242536657"/>
+      <w:bookmarkStart w:id="1" w:name="_Toc242538655"/>
       <w:r>
         <w:t>2. Lista de verificación</w:t>
       </w:r>
@@ -5444,7 +5444,7 @@
       <w:pPr>
         <w:pStyle w:val="Ttulo1"/>
       </w:pPr>
-      <w:bookmarkStart w:id="2" w:name="_Toc242536658"/>
+      <w:bookmarkStart w:id="2" w:name="_Toc242538656"/>
       <w:r>
         <w:lastRenderedPageBreak/>
         <w:t>3. Hallazgos</w:t>
@@ -11093,7 +11093,7 @@
       <w:pPr>
         <w:pStyle w:val="Ttulo1"/>
       </w:pPr>
-      <w:bookmarkStart w:id="3" w:name="_Toc242536659"/>
+      <w:bookmarkStart w:id="3" w:name="_Toc242538657"/>
       <w:r>
         <w:lastRenderedPageBreak/>
         <w:t>4. Análisis de los hallazgos</w:t>
@@ -12760,7 +12760,7 @@
       <w:pPr>
         <w:pStyle w:val="Ttulo1"/>
       </w:pPr>
-      <w:bookmarkStart w:id="4" w:name="_Toc242536660"/>
+      <w:bookmarkStart w:id="4" w:name="_Toc242538658"/>
       <w:r>
         <w:t>5. Acciones derivadas</w:t>
       </w:r>
@@ -12812,7 +12812,7 @@
       <w:pPr>
         <w:pStyle w:val="Ttulo1"/>
       </w:pPr>
-      <w:bookmarkStart w:id="5" w:name="_Toc242536661"/>
+      <w:bookmarkStart w:id="5" w:name="_Toc242538659"/>
       <w:r>
         <w:t>6. Conclusión</w:t>
       </w:r>
@@ -13560,64 +13560,10 @@
 <file path=word/numbering.xml><?xml version="1.0" encoding="utf-8"?>
 <w:numbering xmlns:wpc="http://schemas.microsoft.com/office/word/2010/wordprocessingCanvas" xmlns:cx="http://schemas.microsoft.com/office/drawing/2014/chartex" xmlns:cx1="http://schemas.microsoft.com/office/drawing/2015/9/8/chartex" xmlns:cx2="http://schemas.microsoft.com/office/drawing/2015/10/21/chartex" xmlns:cx3="http://schemas.microsoft.com/office/drawing/2016/5/9/chartex" xmlns:cx4="http://schemas.microsoft.com/office/drawing/2016/5/10/chartex" xmlns:cx5="http://schemas.microsoft.com/office/drawing/2016/5/11/chartex" xmlns:cx6="http://schemas.microsoft.com/office/drawing/2016/5/12/chartex" xmlns:cx7="http://schemas.microsoft.com/office/drawing/2016/5/13/chartex" xmlns:cx8="http://schemas.microsoft.com/office/drawing/2016/5/14/chartex" xmlns:mc="http://schemas.openxmlformats.org/markup-compatibility/2006" xmlns:aink="http://schemas.microsoft.com/office/drawing/2016/ink" xmlns:am3d="http://schemas.microsoft.com/office/drawing/2017/model3d" xmlns:o="urn:schemas-microsoft-com:office:office" xmlns:oel="http://schemas.microsoft.com/office/2019/extlst" xmlns:r="http://schemas.openxmlformats.org/officeDocument/2006/relationships" xmlns:m="http://schemas.openxmlformats.org/officeDocument/2006/math" xmlns:v="urn:schemas-microsoft-com:vml" xmlns:wp14="http://schemas.microsoft.com/office/word/2010/wordprocessingDrawing" xmlns:wp="http://schemas.openxmlformats.org/drawingml/2006/wordprocessingDrawing" xmlns:w10="urn:schemas-microsoft-com:office:word" xmlns:w="http://schemas.openxmlformats.org/wordprocessingml/2006/main" xmlns:w14="http://schemas.microsoft.com/office/word/2010/wordml" xmlns:w15="http://schemas.microsoft.com/office/word/2012/wordml" xmlns:w16cex="http://schemas.microsoft.com/office/word/2018/wordml/cex" xmlns:w16cid="http://schemas.microsoft.com/office/word/2016/wordml/cid" xmlns:w16="http://schemas.microsoft.com/office/word/2018/wordml" xmlns:w16du="http://schemas.microsoft.com/office/word/2023/wordml/word16du" xmlns:w16sdtdh="http://schemas.microsoft.com/office/word/2020/wordml/sdtdatahash" xmlns:w16sdtfl="http://schemas.microsoft.com/office/word/2024/wordml/sdtformatlock" xmlns:w16se="http://schemas.microsoft.com/office/word/2015/wordml/symex" xmlns:wpg="http://schemas.microsoft.com/office/word/2010/wordprocessingGroup" xmlns:wpi="http://schemas.microsoft.com/office/word/2010/wordprocessingInk" xmlns:wne="http://schemas.microsoft.com/office/word/2006/wordml" xmlns:wps="http://schemas.microsoft.com/office/word/2010/wordprocessingShape" mc:Ignorable="w14 w15 w16se w16cid w16 w16cex w16sdtdh w16sdtfl w16du wp14">
   <w:abstractNum w:abstractNumId="0" w15:restartNumberingAfterBreak="0">
-    <w:nsid w:val="52530197"/>
+    <w:nsid w:val="1FF650B3"/>
     <w:multiLevelType w:val="hybridMultilevel"/>
-    <w:tmpl w:val="4F9A59B6"/>
-    <w:lvl w:ilvl="0" w:tplc="05A049FC">
-      <w:start w:val="1"/>
-      <w:numFmt w:val="decimal"/>
-      <w:lvlText w:val="%1."/>
-      <w:lvlJc w:val="left"/>
-      <w:pPr>
-        <w:ind w:left="560" w:hanging="340"/>
-      </w:pPr>
-    </w:lvl>
-    <w:lvl w:ilvl="1" w:tplc="A02C3906">
-      <w:numFmt w:val="decimal"/>
-      <w:lvlText w:val=""/>
-      <w:lvlJc w:val="left"/>
-    </w:lvl>
-    <w:lvl w:ilvl="2" w:tplc="F4749D0C">
-      <w:numFmt w:val="decimal"/>
-      <w:lvlText w:val=""/>
-      <w:lvlJc w:val="left"/>
-    </w:lvl>
-    <w:lvl w:ilvl="3" w:tplc="3BBCF564">
-      <w:numFmt w:val="decimal"/>
-      <w:lvlText w:val=""/>
-      <w:lvlJc w:val="left"/>
-    </w:lvl>
-    <w:lvl w:ilvl="4" w:tplc="89F868C0">
-      <w:numFmt w:val="decimal"/>
-      <w:lvlText w:val=""/>
-      <w:lvlJc w:val="left"/>
-    </w:lvl>
-    <w:lvl w:ilvl="5" w:tplc="233C00D0">
-      <w:numFmt w:val="decimal"/>
-      <w:lvlText w:val=""/>
-      <w:lvlJc w:val="left"/>
-    </w:lvl>
-    <w:lvl w:ilvl="6" w:tplc="8D3CDD58">
-      <w:numFmt w:val="decimal"/>
-      <w:lvlText w:val=""/>
-      <w:lvlJc w:val="left"/>
-    </w:lvl>
-    <w:lvl w:ilvl="7" w:tplc="021C4C80">
-      <w:numFmt w:val="decimal"/>
-      <w:lvlText w:val=""/>
-      <w:lvlJc w:val="left"/>
-    </w:lvl>
-    <w:lvl w:ilvl="8" w:tplc="351856F4">
-      <w:numFmt w:val="decimal"/>
-      <w:lvlText w:val=""/>
-      <w:lvlJc w:val="left"/>
-    </w:lvl>
-  </w:abstractNum>
-  <w:abstractNum w:abstractNumId="1" w15:restartNumberingAfterBreak="0">
-    <w:nsid w:val="525F56FF"/>
-    <w:multiLevelType w:val="hybridMultilevel"/>
-    <w:tmpl w:val="6082B846"/>
-    <w:lvl w:ilvl="0" w:tplc="D7603F98">
+    <w:tmpl w:val="50C4F104"/>
+    <w:lvl w:ilvl="0" w:tplc="D008772A">
       <w:start w:val="1"/>
       <w:numFmt w:val="bullet"/>
       <w:lvlText w:val="●"/>
@@ -13626,7 +13572,7 @@
         <w:ind w:left="720" w:hanging="360"/>
       </w:pPr>
     </w:lvl>
-    <w:lvl w:ilvl="1" w:tplc="375A057C">
+    <w:lvl w:ilvl="1" w:tplc="F3103062">
       <w:start w:val="1"/>
       <w:numFmt w:val="bullet"/>
       <w:lvlText w:val="○"/>
@@ -13635,7 +13581,7 @@
         <w:ind w:left="1440" w:hanging="360"/>
       </w:pPr>
     </w:lvl>
-    <w:lvl w:ilvl="2" w:tplc="B358D80C">
+    <w:lvl w:ilvl="2" w:tplc="A83CB1CE">
       <w:start w:val="1"/>
       <w:numFmt w:val="bullet"/>
       <w:lvlText w:val="■"/>
@@ -13644,7 +13590,7 @@
         <w:ind w:left="2160" w:hanging="360"/>
       </w:pPr>
     </w:lvl>
-    <w:lvl w:ilvl="3" w:tplc="FEE2BD8A">
+    <w:lvl w:ilvl="3" w:tplc="9EFE173E">
       <w:start w:val="1"/>
       <w:numFmt w:val="bullet"/>
       <w:lvlText w:val="●"/>
@@ -13653,7 +13599,7 @@
         <w:ind w:left="2880" w:hanging="360"/>
       </w:pPr>
     </w:lvl>
-    <w:lvl w:ilvl="4" w:tplc="E41EDF8A">
+    <w:lvl w:ilvl="4" w:tplc="063C7FC4">
       <w:start w:val="1"/>
       <w:numFmt w:val="bullet"/>
       <w:lvlText w:val="○"/>
@@ -13662,7 +13608,7 @@
         <w:ind w:left="3600" w:hanging="360"/>
       </w:pPr>
     </w:lvl>
-    <w:lvl w:ilvl="5" w:tplc="76DA181A">
+    <w:lvl w:ilvl="5" w:tplc="0DA6FC80">
       <w:start w:val="1"/>
       <w:numFmt w:val="bullet"/>
       <w:lvlText w:val="■"/>
@@ -13671,7 +13617,7 @@
         <w:ind w:left="4320" w:hanging="360"/>
       </w:pPr>
     </w:lvl>
-    <w:lvl w:ilvl="6" w:tplc="DE8E6E98">
+    <w:lvl w:ilvl="6" w:tplc="5D3054FE">
       <w:start w:val="1"/>
       <w:numFmt w:val="bullet"/>
       <w:lvlText w:val="●"/>
@@ -13680,7 +13626,7 @@
         <w:ind w:left="5040" w:hanging="360"/>
       </w:pPr>
     </w:lvl>
-    <w:lvl w:ilvl="7" w:tplc="234C7286">
+    <w:lvl w:ilvl="7" w:tplc="F53E008A">
       <w:start w:val="1"/>
       <w:numFmt w:val="bullet"/>
       <w:lvlText w:val="●"/>
@@ -13689,7 +13635,7 @@
         <w:ind w:left="5760" w:hanging="360"/>
       </w:pPr>
     </w:lvl>
-    <w:lvl w:ilvl="8" w:tplc="EF76094A">
+    <w:lvl w:ilvl="8" w:tplc="FED01888">
       <w:start w:val="1"/>
       <w:numFmt w:val="bullet"/>
       <w:lvlText w:val="●"/>
@@ -13699,11 +13645,65 @@
       </w:pPr>
     </w:lvl>
   </w:abstractNum>
+  <w:abstractNum w:abstractNumId="1" w15:restartNumberingAfterBreak="0">
+    <w:nsid w:val="5A8B3ECB"/>
+    <w:multiLevelType w:val="hybridMultilevel"/>
+    <w:tmpl w:val="555299D6"/>
+    <w:lvl w:ilvl="0" w:tplc="14485E06">
+      <w:start w:val="1"/>
+      <w:numFmt w:val="decimal"/>
+      <w:lvlText w:val="%1."/>
+      <w:lvlJc w:val="left"/>
+      <w:pPr>
+        <w:ind w:left="560" w:hanging="340"/>
+      </w:pPr>
+    </w:lvl>
+    <w:lvl w:ilvl="1" w:tplc="7B780694">
+      <w:numFmt w:val="decimal"/>
+      <w:lvlText w:val=""/>
+      <w:lvlJc w:val="left"/>
+    </w:lvl>
+    <w:lvl w:ilvl="2" w:tplc="BFE2E874">
+      <w:numFmt w:val="decimal"/>
+      <w:lvlText w:val=""/>
+      <w:lvlJc w:val="left"/>
+    </w:lvl>
+    <w:lvl w:ilvl="3" w:tplc="6C7648E2">
+      <w:numFmt w:val="decimal"/>
+      <w:lvlText w:val=""/>
+      <w:lvlJc w:val="left"/>
+    </w:lvl>
+    <w:lvl w:ilvl="4" w:tplc="79AC3454">
+      <w:numFmt w:val="decimal"/>
+      <w:lvlText w:val=""/>
+      <w:lvlJc w:val="left"/>
+    </w:lvl>
+    <w:lvl w:ilvl="5" w:tplc="CBDE9F26">
+      <w:numFmt w:val="decimal"/>
+      <w:lvlText w:val=""/>
+      <w:lvlJc w:val="left"/>
+    </w:lvl>
+    <w:lvl w:ilvl="6" w:tplc="05D4D5A6">
+      <w:numFmt w:val="decimal"/>
+      <w:lvlText w:val=""/>
+      <w:lvlJc w:val="left"/>
+    </w:lvl>
+    <w:lvl w:ilvl="7" w:tplc="CEDAFEBE">
+      <w:numFmt w:val="decimal"/>
+      <w:lvlText w:val=""/>
+      <w:lvlJc w:val="left"/>
+    </w:lvl>
+    <w:lvl w:ilvl="8" w:tplc="741A7B54">
+      <w:numFmt w:val="decimal"/>
+      <w:lvlText w:val=""/>
+      <w:lvlJc w:val="left"/>
+    </w:lvl>
+  </w:abstractNum>
   <w:abstractNum w:abstractNumId="2" w15:restartNumberingAfterBreak="0">
-    <w:nsid w:val="5688775E"/>
+    <w:nsid w:val="7A30494D"/>
     <w:multiLevelType w:val="hybridMultilevel"/>
-    <w:tmpl w:val="24449498"/>
-    <w:lvl w:ilvl="0" w:tplc="05CA513E">
+    <w:tmpl w:val="BC0EFA44"/>
+    <w:lvl w:ilvl="0" w:tplc="9C68A888">
       <w:start w:val="1"/>
       <w:numFmt w:val="bullet"/>
       <w:lvlText w:val="•"/>
@@ -13712,54 +13712,54 @@
         <w:ind w:left="560" w:hanging="280"/>
       </w:pPr>
     </w:lvl>
-    <w:lvl w:ilvl="1" w:tplc="3AF08B6C">
+    <w:lvl w:ilvl="1" w:tplc="16C265D4">
       <w:numFmt w:val="decimal"/>
       <w:lvlText w:val=""/>
       <w:lvlJc w:val="left"/>
     </w:lvl>
-    <w:lvl w:ilvl="2" w:tplc="50EAA198">
+    <w:lvl w:ilvl="2" w:tplc="0796679E">
       <w:numFmt w:val="decimal"/>
       <w:lvlText w:val=""/>
       <w:lvlJc w:val="left"/>
     </w:lvl>
-    <w:lvl w:ilvl="3" w:tplc="B8063DF6">
+    <w:lvl w:ilvl="3" w:tplc="B1CA2060">
       <w:numFmt w:val="decimal"/>
       <w:lvlText w:val=""/>
       <w:lvlJc w:val="left"/>
     </w:lvl>
-    <w:lvl w:ilvl="4" w:tplc="663A3D06">
+    <w:lvl w:ilvl="4" w:tplc="52C4B290">
       <w:numFmt w:val="decimal"/>
       <w:lvlText w:val=""/>
       <w:lvlJc w:val="left"/>
     </w:lvl>
-    <w:lvl w:ilvl="5" w:tplc="82C425AA">
+    <w:lvl w:ilvl="5" w:tplc="DC4E4CB2">
       <w:numFmt w:val="decimal"/>
       <w:lvlText w:val=""/>
       <w:lvlJc w:val="left"/>
     </w:lvl>
-    <w:lvl w:ilvl="6" w:tplc="743E0170">
+    <w:lvl w:ilvl="6" w:tplc="A16E6744">
       <w:numFmt w:val="decimal"/>
       <w:lvlText w:val=""/>
       <w:lvlJc w:val="left"/>
     </w:lvl>
-    <w:lvl w:ilvl="7" w:tplc="938E2A6C">
+    <w:lvl w:ilvl="7" w:tplc="006475E6">
       <w:numFmt w:val="decimal"/>
       <w:lvlText w:val=""/>
       <w:lvlJc w:val="left"/>
     </w:lvl>
-    <w:lvl w:ilvl="8" w:tplc="C5386EA8">
+    <w:lvl w:ilvl="8" w:tplc="8D66EADC">
       <w:numFmt w:val="decimal"/>
       <w:lvlText w:val=""/>
       <w:lvlJc w:val="left"/>
     </w:lvl>
   </w:abstractNum>
-  <w:num w:numId="1" w16cid:durableId="1977569351">
-    <w:abstractNumId w:val="1"/>
+  <w:num w:numId="1" w16cid:durableId="560874060">
+    <w:abstractNumId w:val="0"/>
     <w:lvlOverride w:ilvl="0">
       <w:startOverride w:val="1"/>
     </w:lvlOverride>
   </w:num>
-  <w:num w:numId="2" w16cid:durableId="2137290938">
+  <w:num w:numId="2" w16cid:durableId="370883284">
     <w:abstractNumId w:val="2"/>
     <w:lvlOverride w:ilvl="0">
       <w:startOverride w:val="1"/>
@@ -14353,7 +14353,7 @@
     <w:autoRedefine/>
     <w:uiPriority w:val="39"/>
     <w:unhideWhenUsed/>
-    <w:rsid w:val="00706139"/>
+    <w:rsid w:val="008279EC"/>
     <w:pPr>
       <w:spacing w:after="100"/>
     </w:pPr>

--- a/public/documentos/GOB-07-informe-de-calidad-n-1.docx
+++ b/public/documentos/GOB-07-informe-de-calidad-n-1.docx
@@ -52,7 +52,7 @@
                 <w:noProof/>
               </w:rPr>
               <w:drawing>
-                <wp:inline distT="0" distB="0" distL="0" distR="0" wp14:anchorId="12E02C47" wp14:editId="3D0F6088">
+                <wp:inline distT="0" distB="0" distL="0" distR="0" wp14:anchorId="3A7ABFF3" wp14:editId="1222B056">
                   <wp:extent cx="990600" cy="990600"/>
                   <wp:effectExtent l="0" t="0" r="0" b="0"/>
                   <wp:docPr id="1" name="Imagen 1"/>
@@ -171,10 +171,10 @@
                 <w:noProof/>
               </w:rPr>
               <w:drawing>
-                <wp:inline distT="0" distB="0" distL="0" distR="0" wp14:anchorId="11F718DA" wp14:editId="4F8115B2">
+                <wp:inline distT="0" distB="0" distL="0" distR="0" wp14:anchorId="57D38BA9" wp14:editId="69A1C9FA">
                   <wp:extent cx="800100" cy="800100"/>
                   <wp:effectExtent l="0" t="0" r="0" b="0"/>
-                  <wp:docPr id="2074517658" name="Imagen 2074517658"/>
+                  <wp:docPr id="1500270434" name="Imagen 1500270434"/>
                   <wp:cNvGraphicFramePr>
                     <a:graphicFrameLocks xmlns:a="http://schemas.openxmlformats.org/drawingml/2006/main" noChangeAspect="1"/>
                   </wp:cNvGraphicFramePr>
@@ -2585,7 +2585,7 @@
     <w:sdt>
       <w:sdtPr>
         <w:alias w:val="Contenido"/>
-        <w:id w:val="2074307528"/>
+        <w:id w:val="-1746105816"/>
       </w:sdtPr>
       <w:sdtEndPr/>
       <w:sdtContent>
@@ -2611,7 +2611,7 @@
           <w:r>
             <w:fldChar w:fldCharType="separate"/>
           </w:r>
-          <w:hyperlink w:anchor="_Toc242538654" w:history="1">
+          <w:hyperlink w:anchor="_Toc242540228" w:history="1">
             <w:r>
               <w:rPr>
                 <w:rStyle w:val="Hipervnculo"/>
@@ -2635,7 +2635,7 @@
               <w:rPr>
                 <w:noProof/>
               </w:rPr>
-              <w:instrText xml:space="preserve"> PAGEREF _Toc242538654 \h </w:instrText>
+              <w:instrText xml:space="preserve"> PAGEREF _Toc242540228 \h </w:instrText>
             </w:r>
             <w:r>
               <w:rPr>
@@ -2675,7 +2675,7 @@
               <w14:ligatures w14:val="standardContextual"/>
             </w:rPr>
           </w:pPr>
-          <w:hyperlink w:anchor="_Toc242538655" w:history="1">
+          <w:hyperlink w:anchor="_Toc242540229" w:history="1">
             <w:r>
               <w:rPr>
                 <w:rStyle w:val="Hipervnculo"/>
@@ -2699,7 +2699,7 @@
               <w:rPr>
                 <w:noProof/>
               </w:rPr>
-              <w:instrText xml:space="preserve"> PAGEREF _Toc242538655 \h </w:instrText>
+              <w:instrText xml:space="preserve"> PAGEREF _Toc242540229 \h </w:instrText>
             </w:r>
             <w:r>
               <w:rPr>
@@ -2739,7 +2739,7 @@
               <w14:ligatures w14:val="standardContextual"/>
             </w:rPr>
           </w:pPr>
-          <w:hyperlink w:anchor="_Toc242538656" w:history="1">
+          <w:hyperlink w:anchor="_Toc242540230" w:history="1">
             <w:r>
               <w:rPr>
                 <w:rStyle w:val="Hipervnculo"/>
@@ -2763,7 +2763,7 @@
               <w:rPr>
                 <w:noProof/>
               </w:rPr>
-              <w:instrText xml:space="preserve"> PAGEREF _Toc242538656 \h </w:instrText>
+              <w:instrText xml:space="preserve"> PAGEREF _Toc242540230 \h </w:instrText>
             </w:r>
             <w:r>
               <w:rPr>
@@ -2803,7 +2803,7 @@
               <w14:ligatures w14:val="standardContextual"/>
             </w:rPr>
           </w:pPr>
-          <w:hyperlink w:anchor="_Toc242538657" w:history="1">
+          <w:hyperlink w:anchor="_Toc242540231" w:history="1">
             <w:r>
               <w:rPr>
                 <w:rStyle w:val="Hipervnculo"/>
@@ -2827,7 +2827,7 @@
               <w:rPr>
                 <w:noProof/>
               </w:rPr>
-              <w:instrText xml:space="preserve"> PAGEREF _Toc242538657 \h </w:instrText>
+              <w:instrText xml:space="preserve"> PAGEREF _Toc242540231 \h </w:instrText>
             </w:r>
             <w:r>
               <w:rPr>
@@ -2867,7 +2867,7 @@
               <w14:ligatures w14:val="standardContextual"/>
             </w:rPr>
           </w:pPr>
-          <w:hyperlink w:anchor="_Toc242538658" w:history="1">
+          <w:hyperlink w:anchor="_Toc242540232" w:history="1">
             <w:r>
               <w:rPr>
                 <w:rStyle w:val="Hipervnculo"/>
@@ -2891,7 +2891,7 @@
               <w:rPr>
                 <w:noProof/>
               </w:rPr>
-              <w:instrText xml:space="preserve"> PAGEREF _Toc242538658 \h </w:instrText>
+              <w:instrText xml:space="preserve"> PAGEREF _Toc242540232 \h </w:instrText>
             </w:r>
             <w:r>
               <w:rPr>
@@ -2931,7 +2931,7 @@
               <w14:ligatures w14:val="standardContextual"/>
             </w:rPr>
           </w:pPr>
-          <w:hyperlink w:anchor="_Toc242538659" w:history="1">
+          <w:hyperlink w:anchor="_Toc242540233" w:history="1">
             <w:r>
               <w:rPr>
                 <w:rStyle w:val="Hipervnculo"/>
@@ -2955,7 +2955,7 @@
               <w:rPr>
                 <w:noProof/>
               </w:rPr>
-              <w:instrText xml:space="preserve"> PAGEREF _Toc242538659 \h </w:instrText>
+              <w:instrText xml:space="preserve"> PAGEREF _Toc242540233 \h </w:instrText>
             </w:r>
             <w:r>
               <w:rPr>
@@ -3005,7 +3005,7 @@
       <w:pPr>
         <w:pStyle w:val="Ttulo1"/>
       </w:pPr>
-      <w:bookmarkStart w:id="0" w:name="_Toc242538654"/>
+      <w:bookmarkStart w:id="0" w:name="_Toc242540228"/>
       <w:r>
         <w:lastRenderedPageBreak/>
         <w:t>1. Objetivo y alcance de la revisión</w:t>
@@ -3467,7 +3467,7 @@
       <w:pPr>
         <w:pStyle w:val="Ttulo1"/>
       </w:pPr>
-      <w:bookmarkStart w:id="1" w:name="_Toc242538655"/>
+      <w:bookmarkStart w:id="1" w:name="_Toc242540229"/>
       <w:r>
         <w:t>2. Lista de verificación</w:t>
       </w:r>
@@ -5444,7 +5444,7 @@
       <w:pPr>
         <w:pStyle w:val="Ttulo1"/>
       </w:pPr>
-      <w:bookmarkStart w:id="2" w:name="_Toc242538656"/>
+      <w:bookmarkStart w:id="2" w:name="_Toc242540230"/>
       <w:r>
         <w:lastRenderedPageBreak/>
         <w:t>3. Hallazgos</w:t>
@@ -11093,7 +11093,7 @@
       <w:pPr>
         <w:pStyle w:val="Ttulo1"/>
       </w:pPr>
-      <w:bookmarkStart w:id="3" w:name="_Toc242538657"/>
+      <w:bookmarkStart w:id="3" w:name="_Toc242540231"/>
       <w:r>
         <w:lastRenderedPageBreak/>
         <w:t>4. Análisis de los hallazgos</w:t>
@@ -12760,7 +12760,7 @@
       <w:pPr>
         <w:pStyle w:val="Ttulo1"/>
       </w:pPr>
-      <w:bookmarkStart w:id="4" w:name="_Toc242538658"/>
+      <w:bookmarkStart w:id="4" w:name="_Toc242540232"/>
       <w:r>
         <w:t>5. Acciones derivadas</w:t>
       </w:r>
@@ -12812,7 +12812,7 @@
       <w:pPr>
         <w:pStyle w:val="Ttulo1"/>
       </w:pPr>
-      <w:bookmarkStart w:id="5" w:name="_Toc242538659"/>
+      <w:bookmarkStart w:id="5" w:name="_Toc242540233"/>
       <w:r>
         <w:t>6. Conclusión</w:t>
       </w:r>
@@ -13560,10 +13560,10 @@
 <file path=word/numbering.xml><?xml version="1.0" encoding="utf-8"?>
 <w:numbering xmlns:wpc="http://schemas.microsoft.com/office/word/2010/wordprocessingCanvas" xmlns:cx="http://schemas.microsoft.com/office/drawing/2014/chartex" xmlns:cx1="http://schemas.microsoft.com/office/drawing/2015/9/8/chartex" xmlns:cx2="http://schemas.microsoft.com/office/drawing/2015/10/21/chartex" xmlns:cx3="http://schemas.microsoft.com/office/drawing/2016/5/9/chartex" xmlns:cx4="http://schemas.microsoft.com/office/drawing/2016/5/10/chartex" xmlns:cx5="http://schemas.microsoft.com/office/drawing/2016/5/11/chartex" xmlns:cx6="http://schemas.microsoft.com/office/drawing/2016/5/12/chartex" xmlns:cx7="http://schemas.microsoft.com/office/drawing/2016/5/13/chartex" xmlns:cx8="http://schemas.microsoft.com/office/drawing/2016/5/14/chartex" xmlns:mc="http://schemas.openxmlformats.org/markup-compatibility/2006" xmlns:aink="http://schemas.microsoft.com/office/drawing/2016/ink" xmlns:am3d="http://schemas.microsoft.com/office/drawing/2017/model3d" xmlns:o="urn:schemas-microsoft-com:office:office" xmlns:oel="http://schemas.microsoft.com/office/2019/extlst" xmlns:r="http://schemas.openxmlformats.org/officeDocument/2006/relationships" xmlns:m="http://schemas.openxmlformats.org/officeDocument/2006/math" xmlns:v="urn:schemas-microsoft-com:vml" xmlns:wp14="http://schemas.microsoft.com/office/word/2010/wordprocessingDrawing" xmlns:wp="http://schemas.openxmlformats.org/drawingml/2006/wordprocessingDrawing" xmlns:w10="urn:schemas-microsoft-com:office:word" xmlns:w="http://schemas.openxmlformats.org/wordprocessingml/2006/main" xmlns:w14="http://schemas.microsoft.com/office/word/2010/wordml" xmlns:w15="http://schemas.microsoft.com/office/word/2012/wordml" xmlns:w16cex="http://schemas.microsoft.com/office/word/2018/wordml/cex" xmlns:w16cid="http://schemas.microsoft.com/office/word/2016/wordml/cid" xmlns:w16="http://schemas.microsoft.com/office/word/2018/wordml" xmlns:w16du="http://schemas.microsoft.com/office/word/2023/wordml/word16du" xmlns:w16sdtdh="http://schemas.microsoft.com/office/word/2020/wordml/sdtdatahash" xmlns:w16sdtfl="http://schemas.microsoft.com/office/word/2024/wordml/sdtformatlock" xmlns:w16se="http://schemas.microsoft.com/office/word/2015/wordml/symex" xmlns:wpg="http://schemas.microsoft.com/office/word/2010/wordprocessingGroup" xmlns:wpi="http://schemas.microsoft.com/office/word/2010/wordprocessingInk" xmlns:wne="http://schemas.microsoft.com/office/word/2006/wordml" xmlns:wps="http://schemas.microsoft.com/office/word/2010/wordprocessingShape" mc:Ignorable="w14 w15 w16se w16cid w16 w16cex w16sdtdh w16sdtfl w16du wp14">
   <w:abstractNum w:abstractNumId="0" w15:restartNumberingAfterBreak="0">
-    <w:nsid w:val="1FF650B3"/>
+    <w:nsid w:val="0B927FEE"/>
     <w:multiLevelType w:val="hybridMultilevel"/>
-    <w:tmpl w:val="50C4F104"/>
-    <w:lvl w:ilvl="0" w:tplc="D008772A">
+    <w:tmpl w:val="256E5936"/>
+    <w:lvl w:ilvl="0" w:tplc="E5382AD4">
       <w:start w:val="1"/>
       <w:numFmt w:val="bullet"/>
       <w:lvlText w:val="●"/>
@@ -13572,7 +13572,7 @@
         <w:ind w:left="720" w:hanging="360"/>
       </w:pPr>
     </w:lvl>
-    <w:lvl w:ilvl="1" w:tplc="F3103062">
+    <w:lvl w:ilvl="1" w:tplc="5D562C1C">
       <w:start w:val="1"/>
       <w:numFmt w:val="bullet"/>
       <w:lvlText w:val="○"/>
@@ -13581,7 +13581,7 @@
         <w:ind w:left="1440" w:hanging="360"/>
       </w:pPr>
     </w:lvl>
-    <w:lvl w:ilvl="2" w:tplc="A83CB1CE">
+    <w:lvl w:ilvl="2" w:tplc="73842890">
       <w:start w:val="1"/>
       <w:numFmt w:val="bullet"/>
       <w:lvlText w:val="■"/>
@@ -13590,7 +13590,7 @@
         <w:ind w:left="2160" w:hanging="360"/>
       </w:pPr>
     </w:lvl>
-    <w:lvl w:ilvl="3" w:tplc="9EFE173E">
+    <w:lvl w:ilvl="3" w:tplc="9BDCF67A">
       <w:start w:val="1"/>
       <w:numFmt w:val="bullet"/>
       <w:lvlText w:val="●"/>
@@ -13599,7 +13599,7 @@
         <w:ind w:left="2880" w:hanging="360"/>
       </w:pPr>
     </w:lvl>
-    <w:lvl w:ilvl="4" w:tplc="063C7FC4">
+    <w:lvl w:ilvl="4" w:tplc="533A5A46">
       <w:start w:val="1"/>
       <w:numFmt w:val="bullet"/>
       <w:lvlText w:val="○"/>
@@ -13608,7 +13608,7 @@
         <w:ind w:left="3600" w:hanging="360"/>
       </w:pPr>
     </w:lvl>
-    <w:lvl w:ilvl="5" w:tplc="0DA6FC80">
+    <w:lvl w:ilvl="5" w:tplc="C0D8D240">
       <w:start w:val="1"/>
       <w:numFmt w:val="bullet"/>
       <w:lvlText w:val="■"/>
@@ -13617,7 +13617,7 @@
         <w:ind w:left="4320" w:hanging="360"/>
       </w:pPr>
     </w:lvl>
-    <w:lvl w:ilvl="6" w:tplc="5D3054FE">
+    <w:lvl w:ilvl="6" w:tplc="625493D8">
       <w:start w:val="1"/>
       <w:numFmt w:val="bullet"/>
       <w:lvlText w:val="●"/>
@@ -13626,7 +13626,7 @@
         <w:ind w:left="5040" w:hanging="360"/>
       </w:pPr>
     </w:lvl>
-    <w:lvl w:ilvl="7" w:tplc="F53E008A">
+    <w:lvl w:ilvl="7" w:tplc="2918CAFA">
       <w:start w:val="1"/>
       <w:numFmt w:val="bullet"/>
       <w:lvlText w:val="●"/>
@@ -13635,7 +13635,7 @@
         <w:ind w:left="5760" w:hanging="360"/>
       </w:pPr>
     </w:lvl>
-    <w:lvl w:ilvl="8" w:tplc="FED01888">
+    <w:lvl w:ilvl="8" w:tplc="4F88756A">
       <w:start w:val="1"/>
       <w:numFmt w:val="bullet"/>
       <w:lvlText w:val="●"/>
@@ -13646,10 +13646,64 @@
     </w:lvl>
   </w:abstractNum>
   <w:abstractNum w:abstractNumId="1" w15:restartNumberingAfterBreak="0">
-    <w:nsid w:val="5A8B3ECB"/>
+    <w:nsid w:val="2EA36283"/>
     <w:multiLevelType w:val="hybridMultilevel"/>
-    <w:tmpl w:val="555299D6"/>
-    <w:lvl w:ilvl="0" w:tplc="14485E06">
+    <w:tmpl w:val="22243FDC"/>
+    <w:lvl w:ilvl="0" w:tplc="4094F0DE">
+      <w:start w:val="1"/>
+      <w:numFmt w:val="bullet"/>
+      <w:lvlText w:val="•"/>
+      <w:lvlJc w:val="left"/>
+      <w:pPr>
+        <w:ind w:left="560" w:hanging="280"/>
+      </w:pPr>
+    </w:lvl>
+    <w:lvl w:ilvl="1" w:tplc="2732FE38">
+      <w:numFmt w:val="decimal"/>
+      <w:lvlText w:val=""/>
+      <w:lvlJc w:val="left"/>
+    </w:lvl>
+    <w:lvl w:ilvl="2" w:tplc="39A4B55E">
+      <w:numFmt w:val="decimal"/>
+      <w:lvlText w:val=""/>
+      <w:lvlJc w:val="left"/>
+    </w:lvl>
+    <w:lvl w:ilvl="3" w:tplc="4C20FC2C">
+      <w:numFmt w:val="decimal"/>
+      <w:lvlText w:val=""/>
+      <w:lvlJc w:val="left"/>
+    </w:lvl>
+    <w:lvl w:ilvl="4" w:tplc="BE08E674">
+      <w:numFmt w:val="decimal"/>
+      <w:lvlText w:val=""/>
+      <w:lvlJc w:val="left"/>
+    </w:lvl>
+    <w:lvl w:ilvl="5" w:tplc="A44223E2">
+      <w:numFmt w:val="decimal"/>
+      <w:lvlText w:val=""/>
+      <w:lvlJc w:val="left"/>
+    </w:lvl>
+    <w:lvl w:ilvl="6" w:tplc="0756EF44">
+      <w:numFmt w:val="decimal"/>
+      <w:lvlText w:val=""/>
+      <w:lvlJc w:val="left"/>
+    </w:lvl>
+    <w:lvl w:ilvl="7" w:tplc="B1F815E2">
+      <w:numFmt w:val="decimal"/>
+      <w:lvlText w:val=""/>
+      <w:lvlJc w:val="left"/>
+    </w:lvl>
+    <w:lvl w:ilvl="8" w:tplc="BCC8F5E2">
+      <w:numFmt w:val="decimal"/>
+      <w:lvlText w:val=""/>
+      <w:lvlJc w:val="left"/>
+    </w:lvl>
+  </w:abstractNum>
+  <w:abstractNum w:abstractNumId="2" w15:restartNumberingAfterBreak="0">
+    <w:nsid w:val="590E38C5"/>
+    <w:multiLevelType w:val="hybridMultilevel"/>
+    <w:tmpl w:val="5142A6FA"/>
+    <w:lvl w:ilvl="0" w:tplc="4C6084E2">
       <w:start w:val="1"/>
       <w:numFmt w:val="decimal"/>
       <w:lvlText w:val="%1."/>
@@ -13658,109 +13712,55 @@
         <w:ind w:left="560" w:hanging="340"/>
       </w:pPr>
     </w:lvl>
-    <w:lvl w:ilvl="1" w:tplc="7B780694">
+    <w:lvl w:ilvl="1" w:tplc="3EE8D8C4">
       <w:numFmt w:val="decimal"/>
       <w:lvlText w:val=""/>
       <w:lvlJc w:val="left"/>
     </w:lvl>
-    <w:lvl w:ilvl="2" w:tplc="BFE2E874">
+    <w:lvl w:ilvl="2" w:tplc="603072C0">
       <w:numFmt w:val="decimal"/>
       <w:lvlText w:val=""/>
       <w:lvlJc w:val="left"/>
     </w:lvl>
-    <w:lvl w:ilvl="3" w:tplc="6C7648E2">
+    <w:lvl w:ilvl="3" w:tplc="C08684FC">
       <w:numFmt w:val="decimal"/>
       <w:lvlText w:val=""/>
       <w:lvlJc w:val="left"/>
     </w:lvl>
-    <w:lvl w:ilvl="4" w:tplc="79AC3454">
+    <w:lvl w:ilvl="4" w:tplc="410CE9B6">
       <w:numFmt w:val="decimal"/>
       <w:lvlText w:val=""/>
       <w:lvlJc w:val="left"/>
     </w:lvl>
-    <w:lvl w:ilvl="5" w:tplc="CBDE9F26">
+    <w:lvl w:ilvl="5" w:tplc="ACA4C1B8">
       <w:numFmt w:val="decimal"/>
       <w:lvlText w:val=""/>
       <w:lvlJc w:val="left"/>
     </w:lvl>
-    <w:lvl w:ilvl="6" w:tplc="05D4D5A6">
+    <w:lvl w:ilvl="6" w:tplc="4C68C26C">
       <w:numFmt w:val="decimal"/>
       <w:lvlText w:val=""/>
       <w:lvlJc w:val="left"/>
     </w:lvl>
-    <w:lvl w:ilvl="7" w:tplc="CEDAFEBE">
+    <w:lvl w:ilvl="7" w:tplc="40F45BAC">
       <w:numFmt w:val="decimal"/>
       <w:lvlText w:val=""/>
       <w:lvlJc w:val="left"/>
     </w:lvl>
-    <w:lvl w:ilvl="8" w:tplc="741A7B54">
+    <w:lvl w:ilvl="8" w:tplc="6CB028FC">
       <w:numFmt w:val="decimal"/>
       <w:lvlText w:val=""/>
       <w:lvlJc w:val="left"/>
     </w:lvl>
   </w:abstractNum>
-  <w:abstractNum w:abstractNumId="2" w15:restartNumberingAfterBreak="0">
-    <w:nsid w:val="7A30494D"/>
-    <w:multiLevelType w:val="hybridMultilevel"/>
-    <w:tmpl w:val="BC0EFA44"/>
-    <w:lvl w:ilvl="0" w:tplc="9C68A888">
-      <w:start w:val="1"/>
-      <w:numFmt w:val="bullet"/>
-      <w:lvlText w:val="•"/>
-      <w:lvlJc w:val="left"/>
-      <w:pPr>
-        <w:ind w:left="560" w:hanging="280"/>
-      </w:pPr>
-    </w:lvl>
-    <w:lvl w:ilvl="1" w:tplc="16C265D4">
-      <w:numFmt w:val="decimal"/>
-      <w:lvlText w:val=""/>
-      <w:lvlJc w:val="left"/>
-    </w:lvl>
-    <w:lvl w:ilvl="2" w:tplc="0796679E">
-      <w:numFmt w:val="decimal"/>
-      <w:lvlText w:val=""/>
-      <w:lvlJc w:val="left"/>
-    </w:lvl>
-    <w:lvl w:ilvl="3" w:tplc="B1CA2060">
-      <w:numFmt w:val="decimal"/>
-      <w:lvlText w:val=""/>
-      <w:lvlJc w:val="left"/>
-    </w:lvl>
-    <w:lvl w:ilvl="4" w:tplc="52C4B290">
-      <w:numFmt w:val="decimal"/>
-      <w:lvlText w:val=""/>
-      <w:lvlJc w:val="left"/>
-    </w:lvl>
-    <w:lvl w:ilvl="5" w:tplc="DC4E4CB2">
-      <w:numFmt w:val="decimal"/>
-      <w:lvlText w:val=""/>
-      <w:lvlJc w:val="left"/>
-    </w:lvl>
-    <w:lvl w:ilvl="6" w:tplc="A16E6744">
-      <w:numFmt w:val="decimal"/>
-      <w:lvlText w:val=""/>
-      <w:lvlJc w:val="left"/>
-    </w:lvl>
-    <w:lvl w:ilvl="7" w:tplc="006475E6">
-      <w:numFmt w:val="decimal"/>
-      <w:lvlText w:val=""/>
-      <w:lvlJc w:val="left"/>
-    </w:lvl>
-    <w:lvl w:ilvl="8" w:tplc="8D66EADC">
-      <w:numFmt w:val="decimal"/>
-      <w:lvlText w:val=""/>
-      <w:lvlJc w:val="left"/>
-    </w:lvl>
-  </w:abstractNum>
-  <w:num w:numId="1" w16cid:durableId="560874060">
+  <w:num w:numId="1" w16cid:durableId="728916777">
     <w:abstractNumId w:val="0"/>
     <w:lvlOverride w:ilvl="0">
       <w:startOverride w:val="1"/>
     </w:lvlOverride>
   </w:num>
-  <w:num w:numId="2" w16cid:durableId="370883284">
-    <w:abstractNumId w:val="2"/>
+  <w:num w:numId="2" w16cid:durableId="38557752">
+    <w:abstractNumId w:val="1"/>
     <w:lvlOverride w:ilvl="0">
       <w:startOverride w:val="1"/>
     </w:lvlOverride>
@@ -14353,7 +14353,7 @@
     <w:autoRedefine/>
     <w:uiPriority w:val="39"/>
     <w:unhideWhenUsed/>
-    <w:rsid w:val="008279EC"/>
+    <w:rsid w:val="00BA078D"/>
     <w:pPr>
       <w:spacing w:after="100"/>
     </w:pPr>

--- a/public/documentos/GOB-07-informe-de-calidad-n-1.docx
+++ b/public/documentos/GOB-07-informe-de-calidad-n-1.docx
@@ -18,7 +18,7 @@
           <w:left w:w="10" w:type="dxa"/>
           <w:right w:w="10" w:type="dxa"/>
         </w:tblCellMar>
-        <w:tblLook w:val="04A0" w:firstRow="1" w:lastRow="0" w:firstColumn="1" w:lastColumn="0" w:noHBand="0" w:noVBand="1"/>
+        <w:tblLook w:val="0000" w:firstRow="0" w:lastRow="0" w:firstColumn="0" w:lastColumn="0" w:noHBand="0" w:noVBand="0"/>
       </w:tblPr>
       <w:tblGrid>
         <w:gridCol w:w="1757"/>
@@ -52,7 +52,7 @@
                 <w:noProof/>
               </w:rPr>
               <w:drawing>
-                <wp:inline distT="0" distB="0" distL="0" distR="0" wp14:anchorId="3A7ABFF3" wp14:editId="1222B056">
+                <wp:inline distT="0" distB="0" distL="0" distR="0" wp14:anchorId="33E5592E" wp14:editId="009B00E6">
                   <wp:extent cx="990600" cy="990600"/>
                   <wp:effectExtent l="0" t="0" r="0" b="0"/>
                   <wp:docPr id="1" name="Imagen 1"/>
@@ -171,10 +171,10 @@
                 <w:noProof/>
               </w:rPr>
               <w:drawing>
-                <wp:inline distT="0" distB="0" distL="0" distR="0" wp14:anchorId="57D38BA9" wp14:editId="69A1C9FA">
+                <wp:inline distT="0" distB="0" distL="0" distR="0" wp14:anchorId="557E1A18" wp14:editId="61BC00CE">
                   <wp:extent cx="800100" cy="800100"/>
                   <wp:effectExtent l="0" t="0" r="0" b="0"/>
-                  <wp:docPr id="1500270434" name="Imagen 1500270434"/>
+                  <wp:docPr id="1481044154" name="Imagen 1481044154"/>
                   <wp:cNvGraphicFramePr>
                     <a:graphicFrameLocks xmlns:a="http://schemas.openxmlformats.org/drawingml/2006/main" noChangeAspect="1"/>
                   </wp:cNvGraphicFramePr>
@@ -308,7 +308,7 @@
           <w:left w:w="10" w:type="dxa"/>
           <w:right w:w="10" w:type="dxa"/>
         </w:tblCellMar>
-        <w:tblLook w:val="04A0" w:firstRow="1" w:lastRow="0" w:firstColumn="1" w:lastColumn="0" w:noHBand="0" w:noVBand="1"/>
+        <w:tblLook w:val="0000" w:firstRow="0" w:lastRow="0" w:firstColumn="0" w:lastColumn="0" w:noHBand="0" w:noVBand="0"/>
       </w:tblPr>
       <w:tblGrid>
         <w:gridCol w:w="2636"/>
@@ -786,7 +786,7 @@
           <w:left w:w="10" w:type="dxa"/>
           <w:right w:w="10" w:type="dxa"/>
         </w:tblCellMar>
-        <w:tblLook w:val="04A0" w:firstRow="1" w:lastRow="0" w:firstColumn="1" w:lastColumn="0" w:noHBand="0" w:noVBand="1"/>
+        <w:tblLook w:val="0000" w:firstRow="0" w:lastRow="0" w:firstColumn="0" w:lastColumn="0" w:noHBand="0" w:noVBand="0"/>
       </w:tblPr>
       <w:tblGrid>
         <w:gridCol w:w="4042"/>
@@ -1399,7 +1399,7 @@
           <w:left w:w="10" w:type="dxa"/>
           <w:right w:w="10" w:type="dxa"/>
         </w:tblCellMar>
-        <w:tblLook w:val="04A0" w:firstRow="1" w:lastRow="0" w:firstColumn="1" w:lastColumn="0" w:noHBand="0" w:noVBand="1"/>
+        <w:tblLook w:val="0000" w:firstRow="0" w:lastRow="0" w:firstColumn="0" w:lastColumn="0" w:noHBand="0" w:noVBand="0"/>
       </w:tblPr>
       <w:tblGrid>
         <w:gridCol w:w="2636"/>
@@ -1817,7 +1817,7 @@
           <w:left w:w="10" w:type="dxa"/>
           <w:right w:w="10" w:type="dxa"/>
         </w:tblCellMar>
-        <w:tblLook w:val="04A0" w:firstRow="1" w:lastRow="0" w:firstColumn="1" w:lastColumn="0" w:noHBand="0" w:noVBand="1"/>
+        <w:tblLook w:val="0000" w:firstRow="0" w:lastRow="0" w:firstColumn="0" w:lastColumn="0" w:noHBand="0" w:noVBand="0"/>
       </w:tblPr>
       <w:tblGrid>
         <w:gridCol w:w="1054"/>
@@ -2158,7 +2158,7 @@
           <w:left w:w="10" w:type="dxa"/>
           <w:right w:w="10" w:type="dxa"/>
         </w:tblCellMar>
-        <w:tblLook w:val="04A0" w:firstRow="1" w:lastRow="0" w:firstColumn="1" w:lastColumn="0" w:noHBand="0" w:noVBand="1"/>
+        <w:tblLook w:val="0000" w:firstRow="0" w:lastRow="0" w:firstColumn="0" w:lastColumn="0" w:noHBand="0" w:noVBand="0"/>
       </w:tblPr>
       <w:tblGrid>
         <w:gridCol w:w="2636"/>
@@ -2498,7 +2498,7 @@
           <w:left w:w="10" w:type="dxa"/>
           <w:right w:w="10" w:type="dxa"/>
         </w:tblCellMar>
-        <w:tblLook w:val="04A0" w:firstRow="1" w:lastRow="0" w:firstColumn="1" w:lastColumn="0" w:noHBand="0" w:noVBand="1"/>
+        <w:tblLook w:val="0000" w:firstRow="0" w:lastRow="0" w:firstColumn="0" w:lastColumn="0" w:noHBand="0" w:noVBand="0"/>
       </w:tblPr>
       <w:tblGrid>
         <w:gridCol w:w="8787"/>
@@ -2585,7 +2585,7 @@
     <w:sdt>
       <w:sdtPr>
         <w:alias w:val="Contenido"/>
-        <w:id w:val="-1746105816"/>
+        <w:id w:val="-1067486918"/>
       </w:sdtPr>
       <w:sdtEndPr/>
       <w:sdtContent>
@@ -2611,7 +2611,7 @@
           <w:r>
             <w:fldChar w:fldCharType="separate"/>
           </w:r>
-          <w:hyperlink w:anchor="_Toc242540228" w:history="1">
+          <w:hyperlink w:anchor="_Toc242543308" w:history="1">
             <w:r>
               <w:rPr>
                 <w:rStyle w:val="Hipervnculo"/>
@@ -2635,7 +2635,7 @@
               <w:rPr>
                 <w:noProof/>
               </w:rPr>
-              <w:instrText xml:space="preserve"> PAGEREF _Toc242540228 \h </w:instrText>
+              <w:instrText xml:space="preserve"> PAGEREF _Toc242543308 \h </w:instrText>
             </w:r>
             <w:r>
               <w:rPr>
@@ -2675,7 +2675,7 @@
               <w14:ligatures w14:val="standardContextual"/>
             </w:rPr>
           </w:pPr>
-          <w:hyperlink w:anchor="_Toc242540229" w:history="1">
+          <w:hyperlink w:anchor="_Toc242543309" w:history="1">
             <w:r>
               <w:rPr>
                 <w:rStyle w:val="Hipervnculo"/>
@@ -2699,7 +2699,7 @@
               <w:rPr>
                 <w:noProof/>
               </w:rPr>
-              <w:instrText xml:space="preserve"> PAGEREF _Toc242540229 \h </w:instrText>
+              <w:instrText xml:space="preserve"> PAGEREF _Toc242543309 \h </w:instrText>
             </w:r>
             <w:r>
               <w:rPr>
@@ -2739,7 +2739,7 @@
               <w14:ligatures w14:val="standardContextual"/>
             </w:rPr>
           </w:pPr>
-          <w:hyperlink w:anchor="_Toc242540230" w:history="1">
+          <w:hyperlink w:anchor="_Toc242543310" w:history="1">
             <w:r>
               <w:rPr>
                 <w:rStyle w:val="Hipervnculo"/>
@@ -2763,7 +2763,7 @@
               <w:rPr>
                 <w:noProof/>
               </w:rPr>
-              <w:instrText xml:space="preserve"> PAGEREF _Toc242540230 \h </w:instrText>
+              <w:instrText xml:space="preserve"> PAGEREF _Toc242543310 \h </w:instrText>
             </w:r>
             <w:r>
               <w:rPr>
@@ -2803,7 +2803,7 @@
               <w14:ligatures w14:val="standardContextual"/>
             </w:rPr>
           </w:pPr>
-          <w:hyperlink w:anchor="_Toc242540231" w:history="1">
+          <w:hyperlink w:anchor="_Toc242543311" w:history="1">
             <w:r>
               <w:rPr>
                 <w:rStyle w:val="Hipervnculo"/>
@@ -2827,7 +2827,7 @@
               <w:rPr>
                 <w:noProof/>
               </w:rPr>
-              <w:instrText xml:space="preserve"> PAGEREF _Toc242540231 \h </w:instrText>
+              <w:instrText xml:space="preserve"> PAGEREF _Toc242543311 \h </w:instrText>
             </w:r>
             <w:r>
               <w:rPr>
@@ -2867,7 +2867,7 @@
               <w14:ligatures w14:val="standardContextual"/>
             </w:rPr>
           </w:pPr>
-          <w:hyperlink w:anchor="_Toc242540232" w:history="1">
+          <w:hyperlink w:anchor="_Toc242543312" w:history="1">
             <w:r>
               <w:rPr>
                 <w:rStyle w:val="Hipervnculo"/>
@@ -2891,7 +2891,7 @@
               <w:rPr>
                 <w:noProof/>
               </w:rPr>
-              <w:instrText xml:space="preserve"> PAGEREF _Toc242540232 \h </w:instrText>
+              <w:instrText xml:space="preserve"> PAGEREF _Toc242543312 \h </w:instrText>
             </w:r>
             <w:r>
               <w:rPr>
@@ -2931,7 +2931,7 @@
               <w14:ligatures w14:val="standardContextual"/>
             </w:rPr>
           </w:pPr>
-          <w:hyperlink w:anchor="_Toc242540233" w:history="1">
+          <w:hyperlink w:anchor="_Toc242543313" w:history="1">
             <w:r>
               <w:rPr>
                 <w:rStyle w:val="Hipervnculo"/>
@@ -2955,7 +2955,7 @@
               <w:rPr>
                 <w:noProof/>
               </w:rPr>
-              <w:instrText xml:space="preserve"> PAGEREF _Toc242540233 \h </w:instrText>
+              <w:instrText xml:space="preserve"> PAGEREF _Toc242543313 \h </w:instrText>
             </w:r>
             <w:r>
               <w:rPr>
@@ -3005,7 +3005,7 @@
       <w:pPr>
         <w:pStyle w:val="Ttulo1"/>
       </w:pPr>
-      <w:bookmarkStart w:id="0" w:name="_Toc242540228"/>
+      <w:bookmarkStart w:id="0" w:name="_Toc242543308"/>
       <w:r>
         <w:lastRenderedPageBreak/>
         <w:t>1. Objetivo y alcance de la revisión</w:t>
@@ -3063,7 +3063,7 @@
           <w:left w:w="10" w:type="dxa"/>
           <w:right w:w="10" w:type="dxa"/>
         </w:tblCellMar>
-        <w:tblLook w:val="04A0" w:firstRow="1" w:lastRow="0" w:firstColumn="1" w:lastColumn="0" w:noHBand="0" w:noVBand="1"/>
+        <w:tblLook w:val="0000" w:firstRow="0" w:lastRow="0" w:firstColumn="0" w:lastColumn="0" w:noHBand="0" w:noVBand="0"/>
       </w:tblPr>
       <w:tblGrid>
         <w:gridCol w:w="2636"/>
@@ -3467,7 +3467,7 @@
       <w:pPr>
         <w:pStyle w:val="Ttulo1"/>
       </w:pPr>
-      <w:bookmarkStart w:id="1" w:name="_Toc242540229"/>
+      <w:bookmarkStart w:id="1" w:name="_Toc242543309"/>
       <w:r>
         <w:t>2. Lista de verificación</w:t>
       </w:r>
@@ -3515,7 +3515,7 @@
           <w:left w:w="10" w:type="dxa"/>
           <w:right w:w="10" w:type="dxa"/>
         </w:tblCellMar>
-        <w:tblLook w:val="04A0" w:firstRow="1" w:lastRow="0" w:firstColumn="1" w:lastColumn="0" w:noHBand="0" w:noVBand="1"/>
+        <w:tblLook w:val="0000" w:firstRow="0" w:lastRow="0" w:firstColumn="0" w:lastColumn="0" w:noHBand="0" w:noVBand="0"/>
       </w:tblPr>
       <w:tblGrid>
         <w:gridCol w:w="527"/>
@@ -5444,7 +5444,7 @@
       <w:pPr>
         <w:pStyle w:val="Ttulo1"/>
       </w:pPr>
-      <w:bookmarkStart w:id="2" w:name="_Toc242540230"/>
+      <w:bookmarkStart w:id="2" w:name="_Toc242543310"/>
       <w:r>
         <w:lastRenderedPageBreak/>
         <w:t>3. Hallazgos</w:t>
@@ -5493,7 +5493,7 @@
           <w:left w:w="10" w:type="dxa"/>
           <w:right w:w="10" w:type="dxa"/>
         </w:tblCellMar>
-        <w:tblLook w:val="04A0" w:firstRow="1" w:lastRow="0" w:firstColumn="1" w:lastColumn="0" w:noHBand="0" w:noVBand="1"/>
+        <w:tblLook w:val="0000" w:firstRow="0" w:lastRow="0" w:firstColumn="0" w:lastColumn="0" w:noHBand="0" w:noVBand="0"/>
       </w:tblPr>
       <w:tblGrid>
         <w:gridCol w:w="728"/>
@@ -11093,7 +11093,7 @@
       <w:pPr>
         <w:pStyle w:val="Ttulo1"/>
       </w:pPr>
-      <w:bookmarkStart w:id="3" w:name="_Toc242540231"/>
+      <w:bookmarkStart w:id="3" w:name="_Toc242543311"/>
       <w:r>
         <w:lastRenderedPageBreak/>
         <w:t>4. Análisis de los hallazgos</w:t>
@@ -11142,7 +11142,7 @@
           <w:left w:w="10" w:type="dxa"/>
           <w:right w:w="10" w:type="dxa"/>
         </w:tblCellMar>
-        <w:tblLook w:val="04A0" w:firstRow="1" w:lastRow="0" w:firstColumn="1" w:lastColumn="0" w:noHBand="0" w:noVBand="1"/>
+        <w:tblLook w:val="0000" w:firstRow="0" w:lastRow="0" w:firstColumn="0" w:lastColumn="0" w:noHBand="0" w:noVBand="0"/>
       </w:tblPr>
       <w:tblGrid>
         <w:gridCol w:w="4042"/>
@@ -12082,7 +12082,7 @@
           <w:left w:w="10" w:type="dxa"/>
           <w:right w:w="10" w:type="dxa"/>
         </w:tblCellMar>
-        <w:tblLook w:val="04A0" w:firstRow="1" w:lastRow="0" w:firstColumn="1" w:lastColumn="0" w:noHBand="0" w:noVBand="1"/>
+        <w:tblLook w:val="0000" w:firstRow="0" w:lastRow="0" w:firstColumn="0" w:lastColumn="0" w:noHBand="0" w:noVBand="0"/>
       </w:tblPr>
       <w:tblGrid>
         <w:gridCol w:w="3514"/>
@@ -12760,7 +12760,7 @@
       <w:pPr>
         <w:pStyle w:val="Ttulo1"/>
       </w:pPr>
-      <w:bookmarkStart w:id="4" w:name="_Toc242540232"/>
+      <w:bookmarkStart w:id="4" w:name="_Toc242543312"/>
       <w:r>
         <w:t>5. Acciones derivadas</w:t>
       </w:r>
@@ -12812,7 +12812,7 @@
       <w:pPr>
         <w:pStyle w:val="Ttulo1"/>
       </w:pPr>
-      <w:bookmarkStart w:id="5" w:name="_Toc242540233"/>
+      <w:bookmarkStart w:id="5" w:name="_Toc242543313"/>
       <w:r>
         <w:t>6. Conclusión</w:t>
       </w:r>
@@ -13560,10 +13560,10 @@
 <file path=word/numbering.xml><?xml version="1.0" encoding="utf-8"?>
 <w:numbering xmlns:wpc="http://schemas.microsoft.com/office/word/2010/wordprocessingCanvas" xmlns:cx="http://schemas.microsoft.com/office/drawing/2014/chartex" xmlns:cx1="http://schemas.microsoft.com/office/drawing/2015/9/8/chartex" xmlns:cx2="http://schemas.microsoft.com/office/drawing/2015/10/21/chartex" xmlns:cx3="http://schemas.microsoft.com/office/drawing/2016/5/9/chartex" xmlns:cx4="http://schemas.microsoft.com/office/drawing/2016/5/10/chartex" xmlns:cx5="http://schemas.microsoft.com/office/drawing/2016/5/11/chartex" xmlns:cx6="http://schemas.microsoft.com/office/drawing/2016/5/12/chartex" xmlns:cx7="http://schemas.microsoft.com/office/drawing/2016/5/13/chartex" xmlns:cx8="http://schemas.microsoft.com/office/drawing/2016/5/14/chartex" xmlns:mc="http://schemas.openxmlformats.org/markup-compatibility/2006" xmlns:aink="http://schemas.microsoft.com/office/drawing/2016/ink" xmlns:am3d="http://schemas.microsoft.com/office/drawing/2017/model3d" xmlns:o="urn:schemas-microsoft-com:office:office" xmlns:oel="http://schemas.microsoft.com/office/2019/extlst" xmlns:r="http://schemas.openxmlformats.org/officeDocument/2006/relationships" xmlns:m="http://schemas.openxmlformats.org/officeDocument/2006/math" xmlns:v="urn:schemas-microsoft-com:vml" xmlns:wp14="http://schemas.microsoft.com/office/word/2010/wordprocessingDrawing" xmlns:wp="http://schemas.openxmlformats.org/drawingml/2006/wordprocessingDrawing" xmlns:w10="urn:schemas-microsoft-com:office:word" xmlns:w="http://schemas.openxmlformats.org/wordprocessingml/2006/main" xmlns:w14="http://schemas.microsoft.com/office/word/2010/wordml" xmlns:w15="http://schemas.microsoft.com/office/word/2012/wordml" xmlns:w16cex="http://schemas.microsoft.com/office/word/2018/wordml/cex" xmlns:w16cid="http://schemas.microsoft.com/office/word/2016/wordml/cid" xmlns:w16="http://schemas.microsoft.com/office/word/2018/wordml" xmlns:w16du="http://schemas.microsoft.com/office/word/2023/wordml/word16du" xmlns:w16sdtdh="http://schemas.microsoft.com/office/word/2020/wordml/sdtdatahash" xmlns:w16sdtfl="http://schemas.microsoft.com/office/word/2024/wordml/sdtformatlock" xmlns:w16se="http://schemas.microsoft.com/office/word/2015/wordml/symex" xmlns:wpg="http://schemas.microsoft.com/office/word/2010/wordprocessingGroup" xmlns:wpi="http://schemas.microsoft.com/office/word/2010/wordprocessingInk" xmlns:wne="http://schemas.microsoft.com/office/word/2006/wordml" xmlns:wps="http://schemas.microsoft.com/office/word/2010/wordprocessingShape" mc:Ignorable="w14 w15 w16se w16cid w16 w16cex w16sdtdh w16sdtfl w16du wp14">
   <w:abstractNum w:abstractNumId="0" w15:restartNumberingAfterBreak="0">
-    <w:nsid w:val="0B927FEE"/>
+    <w:nsid w:val="1975464E"/>
     <w:multiLevelType w:val="hybridMultilevel"/>
-    <w:tmpl w:val="256E5936"/>
-    <w:lvl w:ilvl="0" w:tplc="E5382AD4">
+    <w:tmpl w:val="AE381EDA"/>
+    <w:lvl w:ilvl="0" w:tplc="F74A76C6">
       <w:start w:val="1"/>
       <w:numFmt w:val="bullet"/>
       <w:lvlText w:val="●"/>
@@ -13572,7 +13572,7 @@
         <w:ind w:left="720" w:hanging="360"/>
       </w:pPr>
     </w:lvl>
-    <w:lvl w:ilvl="1" w:tplc="5D562C1C">
+    <w:lvl w:ilvl="1" w:tplc="0966E0C6">
       <w:start w:val="1"/>
       <w:numFmt w:val="bullet"/>
       <w:lvlText w:val="○"/>
@@ -13581,7 +13581,7 @@
         <w:ind w:left="1440" w:hanging="360"/>
       </w:pPr>
     </w:lvl>
-    <w:lvl w:ilvl="2" w:tplc="73842890">
+    <w:lvl w:ilvl="2" w:tplc="AD341400">
       <w:start w:val="1"/>
       <w:numFmt w:val="bullet"/>
       <w:lvlText w:val="■"/>
@@ -13590,7 +13590,7 @@
         <w:ind w:left="2160" w:hanging="360"/>
       </w:pPr>
     </w:lvl>
-    <w:lvl w:ilvl="3" w:tplc="9BDCF67A">
+    <w:lvl w:ilvl="3" w:tplc="821C0F04">
       <w:start w:val="1"/>
       <w:numFmt w:val="bullet"/>
       <w:lvlText w:val="●"/>
@@ -13599,7 +13599,7 @@
         <w:ind w:left="2880" w:hanging="360"/>
       </w:pPr>
     </w:lvl>
-    <w:lvl w:ilvl="4" w:tplc="533A5A46">
+    <w:lvl w:ilvl="4" w:tplc="4DCA9968">
       <w:start w:val="1"/>
       <w:numFmt w:val="bullet"/>
       <w:lvlText w:val="○"/>
@@ -13608,7 +13608,7 @@
         <w:ind w:left="3600" w:hanging="360"/>
       </w:pPr>
     </w:lvl>
-    <w:lvl w:ilvl="5" w:tplc="C0D8D240">
+    <w:lvl w:ilvl="5" w:tplc="94BC9138">
       <w:start w:val="1"/>
       <w:numFmt w:val="bullet"/>
       <w:lvlText w:val="■"/>
@@ -13617,7 +13617,7 @@
         <w:ind w:left="4320" w:hanging="360"/>
       </w:pPr>
     </w:lvl>
-    <w:lvl w:ilvl="6" w:tplc="625493D8">
+    <w:lvl w:ilvl="6" w:tplc="B3240E0E">
       <w:start w:val="1"/>
       <w:numFmt w:val="bullet"/>
       <w:lvlText w:val="●"/>
@@ -13626,7 +13626,7 @@
         <w:ind w:left="5040" w:hanging="360"/>
       </w:pPr>
     </w:lvl>
-    <w:lvl w:ilvl="7" w:tplc="2918CAFA">
+    <w:lvl w:ilvl="7" w:tplc="9C169478">
       <w:start w:val="1"/>
       <w:numFmt w:val="bullet"/>
       <w:lvlText w:val="●"/>
@@ -13635,7 +13635,7 @@
         <w:ind w:left="5760" w:hanging="360"/>
       </w:pPr>
     </w:lvl>
-    <w:lvl w:ilvl="8" w:tplc="4F88756A">
+    <w:lvl w:ilvl="8" w:tplc="381C0754">
       <w:start w:val="1"/>
       <w:numFmt w:val="bullet"/>
       <w:lvlText w:val="●"/>
@@ -13646,10 +13646,64 @@
     </w:lvl>
   </w:abstractNum>
   <w:abstractNum w:abstractNumId="1" w15:restartNumberingAfterBreak="0">
-    <w:nsid w:val="2EA36283"/>
+    <w:nsid w:val="24162345"/>
     <w:multiLevelType w:val="hybridMultilevel"/>
-    <w:tmpl w:val="22243FDC"/>
-    <w:lvl w:ilvl="0" w:tplc="4094F0DE">
+    <w:tmpl w:val="6A0496D4"/>
+    <w:lvl w:ilvl="0" w:tplc="E292B4B6">
+      <w:start w:val="1"/>
+      <w:numFmt w:val="decimal"/>
+      <w:lvlText w:val="%1."/>
+      <w:lvlJc w:val="left"/>
+      <w:pPr>
+        <w:ind w:left="560" w:hanging="340"/>
+      </w:pPr>
+    </w:lvl>
+    <w:lvl w:ilvl="1" w:tplc="39D881F6">
+      <w:numFmt w:val="decimal"/>
+      <w:lvlText w:val=""/>
+      <w:lvlJc w:val="left"/>
+    </w:lvl>
+    <w:lvl w:ilvl="2" w:tplc="4E86BE88">
+      <w:numFmt w:val="decimal"/>
+      <w:lvlText w:val=""/>
+      <w:lvlJc w:val="left"/>
+    </w:lvl>
+    <w:lvl w:ilvl="3" w:tplc="E54E79D4">
+      <w:numFmt w:val="decimal"/>
+      <w:lvlText w:val=""/>
+      <w:lvlJc w:val="left"/>
+    </w:lvl>
+    <w:lvl w:ilvl="4" w:tplc="16AC08DC">
+      <w:numFmt w:val="decimal"/>
+      <w:lvlText w:val=""/>
+      <w:lvlJc w:val="left"/>
+    </w:lvl>
+    <w:lvl w:ilvl="5" w:tplc="631C8E16">
+      <w:numFmt w:val="decimal"/>
+      <w:lvlText w:val=""/>
+      <w:lvlJc w:val="left"/>
+    </w:lvl>
+    <w:lvl w:ilvl="6" w:tplc="84900238">
+      <w:numFmt w:val="decimal"/>
+      <w:lvlText w:val=""/>
+      <w:lvlJc w:val="left"/>
+    </w:lvl>
+    <w:lvl w:ilvl="7" w:tplc="70B8ADC2">
+      <w:numFmt w:val="decimal"/>
+      <w:lvlText w:val=""/>
+      <w:lvlJc w:val="left"/>
+    </w:lvl>
+    <w:lvl w:ilvl="8" w:tplc="5EC64F32">
+      <w:numFmt w:val="decimal"/>
+      <w:lvlText w:val=""/>
+      <w:lvlJc w:val="left"/>
+    </w:lvl>
+  </w:abstractNum>
+  <w:abstractNum w:abstractNumId="2" w15:restartNumberingAfterBreak="0">
+    <w:nsid w:val="5438203F"/>
+    <w:multiLevelType w:val="hybridMultilevel"/>
+    <w:tmpl w:val="B0B8FEF8"/>
+    <w:lvl w:ilvl="0" w:tplc="FDF09FD6">
       <w:start w:val="1"/>
       <w:numFmt w:val="bullet"/>
       <w:lvlText w:val="•"/>
@@ -13658,109 +13712,55 @@
         <w:ind w:left="560" w:hanging="280"/>
       </w:pPr>
     </w:lvl>
-    <w:lvl w:ilvl="1" w:tplc="2732FE38">
+    <w:lvl w:ilvl="1" w:tplc="43A2F766">
       <w:numFmt w:val="decimal"/>
       <w:lvlText w:val=""/>
       <w:lvlJc w:val="left"/>
     </w:lvl>
-    <w:lvl w:ilvl="2" w:tplc="39A4B55E">
+    <w:lvl w:ilvl="2" w:tplc="8B20D33C">
       <w:numFmt w:val="decimal"/>
       <w:lvlText w:val=""/>
       <w:lvlJc w:val="left"/>
     </w:lvl>
-    <w:lvl w:ilvl="3" w:tplc="4C20FC2C">
+    <w:lvl w:ilvl="3" w:tplc="6456BCB4">
       <w:numFmt w:val="decimal"/>
       <w:lvlText w:val=""/>
       <w:lvlJc w:val="left"/>
     </w:lvl>
-    <w:lvl w:ilvl="4" w:tplc="BE08E674">
+    <w:lvl w:ilvl="4" w:tplc="EE04D57A">
       <w:numFmt w:val="decimal"/>
       <w:lvlText w:val=""/>
       <w:lvlJc w:val="left"/>
     </w:lvl>
-    <w:lvl w:ilvl="5" w:tplc="A44223E2">
+    <w:lvl w:ilvl="5" w:tplc="367C98A0">
       <w:numFmt w:val="decimal"/>
       <w:lvlText w:val=""/>
       <w:lvlJc w:val="left"/>
     </w:lvl>
-    <w:lvl w:ilvl="6" w:tplc="0756EF44">
+    <w:lvl w:ilvl="6" w:tplc="A5D42402">
       <w:numFmt w:val="decimal"/>
       <w:lvlText w:val=""/>
       <w:lvlJc w:val="left"/>
     </w:lvl>
-    <w:lvl w:ilvl="7" w:tplc="B1F815E2">
+    <w:lvl w:ilvl="7" w:tplc="B42A49A8">
       <w:numFmt w:val="decimal"/>
       <w:lvlText w:val=""/>
       <w:lvlJc w:val="left"/>
     </w:lvl>
-    <w:lvl w:ilvl="8" w:tplc="BCC8F5E2">
+    <w:lvl w:ilvl="8" w:tplc="0E0C3004">
       <w:numFmt w:val="decimal"/>
       <w:lvlText w:val=""/>
       <w:lvlJc w:val="left"/>
     </w:lvl>
   </w:abstractNum>
-  <w:abstractNum w:abstractNumId="2" w15:restartNumberingAfterBreak="0">
-    <w:nsid w:val="590E38C5"/>
-    <w:multiLevelType w:val="hybridMultilevel"/>
-    <w:tmpl w:val="5142A6FA"/>
-    <w:lvl w:ilvl="0" w:tplc="4C6084E2">
-      <w:start w:val="1"/>
-      <w:numFmt w:val="decimal"/>
-      <w:lvlText w:val="%1."/>
-      <w:lvlJc w:val="left"/>
-      <w:pPr>
-        <w:ind w:left="560" w:hanging="340"/>
-      </w:pPr>
-    </w:lvl>
-    <w:lvl w:ilvl="1" w:tplc="3EE8D8C4">
-      <w:numFmt w:val="decimal"/>
-      <w:lvlText w:val=""/>
-      <w:lvlJc w:val="left"/>
-    </w:lvl>
-    <w:lvl w:ilvl="2" w:tplc="603072C0">
-      <w:numFmt w:val="decimal"/>
-      <w:lvlText w:val=""/>
-      <w:lvlJc w:val="left"/>
-    </w:lvl>
-    <w:lvl w:ilvl="3" w:tplc="C08684FC">
-      <w:numFmt w:val="decimal"/>
-      <w:lvlText w:val=""/>
-      <w:lvlJc w:val="left"/>
-    </w:lvl>
-    <w:lvl w:ilvl="4" w:tplc="410CE9B6">
-      <w:numFmt w:val="decimal"/>
-      <w:lvlText w:val=""/>
-      <w:lvlJc w:val="left"/>
-    </w:lvl>
-    <w:lvl w:ilvl="5" w:tplc="ACA4C1B8">
-      <w:numFmt w:val="decimal"/>
-      <w:lvlText w:val=""/>
-      <w:lvlJc w:val="left"/>
-    </w:lvl>
-    <w:lvl w:ilvl="6" w:tplc="4C68C26C">
-      <w:numFmt w:val="decimal"/>
-      <w:lvlText w:val=""/>
-      <w:lvlJc w:val="left"/>
-    </w:lvl>
-    <w:lvl w:ilvl="7" w:tplc="40F45BAC">
-      <w:numFmt w:val="decimal"/>
-      <w:lvlText w:val=""/>
-      <w:lvlJc w:val="left"/>
-    </w:lvl>
-    <w:lvl w:ilvl="8" w:tplc="6CB028FC">
-      <w:numFmt w:val="decimal"/>
-      <w:lvlText w:val=""/>
-      <w:lvlJc w:val="left"/>
-    </w:lvl>
-  </w:abstractNum>
-  <w:num w:numId="1" w16cid:durableId="728916777">
+  <w:num w:numId="1" w16cid:durableId="1699040978">
     <w:abstractNumId w:val="0"/>
     <w:lvlOverride w:ilvl="0">
       <w:startOverride w:val="1"/>
     </w:lvlOverride>
   </w:num>
-  <w:num w:numId="2" w16cid:durableId="38557752">
-    <w:abstractNumId w:val="1"/>
+  <w:num w:numId="2" w16cid:durableId="1159732155">
+    <w:abstractNumId w:val="2"/>
     <w:lvlOverride w:ilvl="0">
       <w:startOverride w:val="1"/>
     </w:lvlOverride>
@@ -14353,7 +14353,7 @@
     <w:autoRedefine/>
     <w:uiPriority w:val="39"/>
     <w:unhideWhenUsed/>
-    <w:rsid w:val="00BA078D"/>
+    <w:rsid w:val="00156FE5"/>
     <w:pPr>
       <w:spacing w:after="100"/>
     </w:pPr>

--- a/public/documentos/GOB-07-informe-de-calidad-n-1.docx
+++ b/public/documentos/GOB-07-informe-de-calidad-n-1.docx
@@ -18,7 +18,7 @@
           <w:left w:w="10" w:type="dxa"/>
           <w:right w:w="10" w:type="dxa"/>
         </w:tblCellMar>
-        <w:tblLook w:val="0000" w:firstRow="0" w:lastRow="0" w:firstColumn="0" w:lastColumn="0" w:noHBand="0" w:noVBand="0"/>
+        <w:tblLook w:val="04A0" w:firstRow="1" w:lastRow="0" w:firstColumn="1" w:lastColumn="0" w:noHBand="0" w:noVBand="1"/>
       </w:tblPr>
       <w:tblGrid>
         <w:gridCol w:w="1757"/>
@@ -52,7 +52,7 @@
                 <w:noProof/>
               </w:rPr>
               <w:drawing>
-                <wp:inline distT="0" distB="0" distL="0" distR="0" wp14:anchorId="33E5592E" wp14:editId="009B00E6">
+                <wp:inline distT="0" distB="0" distL="0" distR="0" wp14:anchorId="3A308B7A" wp14:editId="7363A846">
                   <wp:extent cx="990600" cy="990600"/>
                   <wp:effectExtent l="0" t="0" r="0" b="0"/>
                   <wp:docPr id="1" name="Imagen 1"/>
@@ -171,10 +171,10 @@
                 <w:noProof/>
               </w:rPr>
               <w:drawing>
-                <wp:inline distT="0" distB="0" distL="0" distR="0" wp14:anchorId="557E1A18" wp14:editId="61BC00CE">
+                <wp:inline distT="0" distB="0" distL="0" distR="0" wp14:anchorId="513B8748" wp14:editId="73C1A6C0">
                   <wp:extent cx="800100" cy="800100"/>
                   <wp:effectExtent l="0" t="0" r="0" b="0"/>
-                  <wp:docPr id="1481044154" name="Imagen 1481044154"/>
+                  <wp:docPr id="1067330429" name="Imagen 1067330429"/>
                   <wp:cNvGraphicFramePr>
                     <a:graphicFrameLocks xmlns:a="http://schemas.openxmlformats.org/drawingml/2006/main" noChangeAspect="1"/>
                   </wp:cNvGraphicFramePr>
@@ -308,7 +308,7 @@
           <w:left w:w="10" w:type="dxa"/>
           <w:right w:w="10" w:type="dxa"/>
         </w:tblCellMar>
-        <w:tblLook w:val="0000" w:firstRow="0" w:lastRow="0" w:firstColumn="0" w:lastColumn="0" w:noHBand="0" w:noVBand="0"/>
+        <w:tblLook w:val="04A0" w:firstRow="1" w:lastRow="0" w:firstColumn="1" w:lastColumn="0" w:noHBand="0" w:noVBand="1"/>
       </w:tblPr>
       <w:tblGrid>
         <w:gridCol w:w="2636"/>
@@ -786,7 +786,7 @@
           <w:left w:w="10" w:type="dxa"/>
           <w:right w:w="10" w:type="dxa"/>
         </w:tblCellMar>
-        <w:tblLook w:val="0000" w:firstRow="0" w:lastRow="0" w:firstColumn="0" w:lastColumn="0" w:noHBand="0" w:noVBand="0"/>
+        <w:tblLook w:val="04A0" w:firstRow="1" w:lastRow="0" w:firstColumn="1" w:lastColumn="0" w:noHBand="0" w:noVBand="1"/>
       </w:tblPr>
       <w:tblGrid>
         <w:gridCol w:w="4042"/>
@@ -1399,7 +1399,7 @@
           <w:left w:w="10" w:type="dxa"/>
           <w:right w:w="10" w:type="dxa"/>
         </w:tblCellMar>
-        <w:tblLook w:val="0000" w:firstRow="0" w:lastRow="0" w:firstColumn="0" w:lastColumn="0" w:noHBand="0" w:noVBand="0"/>
+        <w:tblLook w:val="04A0" w:firstRow="1" w:lastRow="0" w:firstColumn="1" w:lastColumn="0" w:noHBand="0" w:noVBand="1"/>
       </w:tblPr>
       <w:tblGrid>
         <w:gridCol w:w="2636"/>
@@ -1817,7 +1817,7 @@
           <w:left w:w="10" w:type="dxa"/>
           <w:right w:w="10" w:type="dxa"/>
         </w:tblCellMar>
-        <w:tblLook w:val="0000" w:firstRow="0" w:lastRow="0" w:firstColumn="0" w:lastColumn="0" w:noHBand="0" w:noVBand="0"/>
+        <w:tblLook w:val="04A0" w:firstRow="1" w:lastRow="0" w:firstColumn="1" w:lastColumn="0" w:noHBand="0" w:noVBand="1"/>
       </w:tblPr>
       <w:tblGrid>
         <w:gridCol w:w="1054"/>
@@ -2158,7 +2158,7 @@
           <w:left w:w="10" w:type="dxa"/>
           <w:right w:w="10" w:type="dxa"/>
         </w:tblCellMar>
-        <w:tblLook w:val="0000" w:firstRow="0" w:lastRow="0" w:firstColumn="0" w:lastColumn="0" w:noHBand="0" w:noVBand="0"/>
+        <w:tblLook w:val="04A0" w:firstRow="1" w:lastRow="0" w:firstColumn="1" w:lastColumn="0" w:noHBand="0" w:noVBand="1"/>
       </w:tblPr>
       <w:tblGrid>
         <w:gridCol w:w="2636"/>
@@ -2498,7 +2498,7 @@
           <w:left w:w="10" w:type="dxa"/>
           <w:right w:w="10" w:type="dxa"/>
         </w:tblCellMar>
-        <w:tblLook w:val="0000" w:firstRow="0" w:lastRow="0" w:firstColumn="0" w:lastColumn="0" w:noHBand="0" w:noVBand="0"/>
+        <w:tblLook w:val="04A0" w:firstRow="1" w:lastRow="0" w:firstColumn="1" w:lastColumn="0" w:noHBand="0" w:noVBand="1"/>
       </w:tblPr>
       <w:tblGrid>
         <w:gridCol w:w="8787"/>
@@ -2585,7 +2585,7 @@
     <w:sdt>
       <w:sdtPr>
         <w:alias w:val="Contenido"/>
-        <w:id w:val="-1067486918"/>
+        <w:id w:val="-899366409"/>
       </w:sdtPr>
       <w:sdtEndPr/>
       <w:sdtContent>
@@ -2611,7 +2611,7 @@
           <w:r>
             <w:fldChar w:fldCharType="separate"/>
           </w:r>
-          <w:hyperlink w:anchor="_Toc242543308" w:history="1">
+          <w:hyperlink w:anchor="_Toc242545336" w:history="1">
             <w:r>
               <w:rPr>
                 <w:rStyle w:val="Hipervnculo"/>
@@ -2635,7 +2635,7 @@
               <w:rPr>
                 <w:noProof/>
               </w:rPr>
-              <w:instrText xml:space="preserve"> PAGEREF _Toc242543308 \h </w:instrText>
+              <w:instrText xml:space="preserve"> PAGEREF _Toc242545336 \h </w:instrText>
             </w:r>
             <w:r>
               <w:rPr>
@@ -2675,7 +2675,7 @@
               <w14:ligatures w14:val="standardContextual"/>
             </w:rPr>
           </w:pPr>
-          <w:hyperlink w:anchor="_Toc242543309" w:history="1">
+          <w:hyperlink w:anchor="_Toc242545337" w:history="1">
             <w:r>
               <w:rPr>
                 <w:rStyle w:val="Hipervnculo"/>
@@ -2699,7 +2699,7 @@
               <w:rPr>
                 <w:noProof/>
               </w:rPr>
-              <w:instrText xml:space="preserve"> PAGEREF _Toc242543309 \h </w:instrText>
+              <w:instrText xml:space="preserve"> PAGEREF _Toc242545337 \h </w:instrText>
             </w:r>
             <w:r>
               <w:rPr>
@@ -2739,7 +2739,7 @@
               <w14:ligatures w14:val="standardContextual"/>
             </w:rPr>
           </w:pPr>
-          <w:hyperlink w:anchor="_Toc242543310" w:history="1">
+          <w:hyperlink w:anchor="_Toc242545338" w:history="1">
             <w:r>
               <w:rPr>
                 <w:rStyle w:val="Hipervnculo"/>
@@ -2763,7 +2763,7 @@
               <w:rPr>
                 <w:noProof/>
               </w:rPr>
-              <w:instrText xml:space="preserve"> PAGEREF _Toc242543310 \h </w:instrText>
+              <w:instrText xml:space="preserve"> PAGEREF _Toc242545338 \h </w:instrText>
             </w:r>
             <w:r>
               <w:rPr>
@@ -2803,7 +2803,7 @@
               <w14:ligatures w14:val="standardContextual"/>
             </w:rPr>
           </w:pPr>
-          <w:hyperlink w:anchor="_Toc242543311" w:history="1">
+          <w:hyperlink w:anchor="_Toc242545339" w:history="1">
             <w:r>
               <w:rPr>
                 <w:rStyle w:val="Hipervnculo"/>
@@ -2827,7 +2827,7 @@
               <w:rPr>
                 <w:noProof/>
               </w:rPr>
-              <w:instrText xml:space="preserve"> PAGEREF _Toc242543311 \h </w:instrText>
+              <w:instrText xml:space="preserve"> PAGEREF _Toc242545339 \h </w:instrText>
             </w:r>
             <w:r>
               <w:rPr>
@@ -2867,7 +2867,7 @@
               <w14:ligatures w14:val="standardContextual"/>
             </w:rPr>
           </w:pPr>
-          <w:hyperlink w:anchor="_Toc242543312" w:history="1">
+          <w:hyperlink w:anchor="_Toc242545340" w:history="1">
             <w:r>
               <w:rPr>
                 <w:rStyle w:val="Hipervnculo"/>
@@ -2891,7 +2891,7 @@
               <w:rPr>
                 <w:noProof/>
               </w:rPr>
-              <w:instrText xml:space="preserve"> PAGEREF _Toc242543312 \h </w:instrText>
+              <w:instrText xml:space="preserve"> PAGEREF _Toc242545340 \h </w:instrText>
             </w:r>
             <w:r>
               <w:rPr>
@@ -2931,7 +2931,7 @@
               <w14:ligatures w14:val="standardContextual"/>
             </w:rPr>
           </w:pPr>
-          <w:hyperlink w:anchor="_Toc242543313" w:history="1">
+          <w:hyperlink w:anchor="_Toc242545341" w:history="1">
             <w:r>
               <w:rPr>
                 <w:rStyle w:val="Hipervnculo"/>
@@ -2955,7 +2955,7 @@
               <w:rPr>
                 <w:noProof/>
               </w:rPr>
-              <w:instrText xml:space="preserve"> PAGEREF _Toc242543313 \h </w:instrText>
+              <w:instrText xml:space="preserve"> PAGEREF _Toc242545341 \h </w:instrText>
             </w:r>
             <w:r>
               <w:rPr>
@@ -3005,7 +3005,7 @@
       <w:pPr>
         <w:pStyle w:val="Ttulo1"/>
       </w:pPr>
-      <w:bookmarkStart w:id="0" w:name="_Toc242543308"/>
+      <w:bookmarkStart w:id="0" w:name="_Toc242545336"/>
       <w:r>
         <w:lastRenderedPageBreak/>
         <w:t>1. Objetivo y alcance de la revisión</w:t>
@@ -3063,7 +3063,7 @@
           <w:left w:w="10" w:type="dxa"/>
           <w:right w:w="10" w:type="dxa"/>
         </w:tblCellMar>
-        <w:tblLook w:val="0000" w:firstRow="0" w:lastRow="0" w:firstColumn="0" w:lastColumn="0" w:noHBand="0" w:noVBand="0"/>
+        <w:tblLook w:val="04A0" w:firstRow="1" w:lastRow="0" w:firstColumn="1" w:lastColumn="0" w:noHBand="0" w:noVBand="1"/>
       </w:tblPr>
       <w:tblGrid>
         <w:gridCol w:w="2636"/>
@@ -3467,7 +3467,7 @@
       <w:pPr>
         <w:pStyle w:val="Ttulo1"/>
       </w:pPr>
-      <w:bookmarkStart w:id="1" w:name="_Toc242543309"/>
+      <w:bookmarkStart w:id="1" w:name="_Toc242545337"/>
       <w:r>
         <w:t>2. Lista de verificación</w:t>
       </w:r>
@@ -3515,7 +3515,7 @@
           <w:left w:w="10" w:type="dxa"/>
           <w:right w:w="10" w:type="dxa"/>
         </w:tblCellMar>
-        <w:tblLook w:val="0000" w:firstRow="0" w:lastRow="0" w:firstColumn="0" w:lastColumn="0" w:noHBand="0" w:noVBand="0"/>
+        <w:tblLook w:val="04A0" w:firstRow="1" w:lastRow="0" w:firstColumn="1" w:lastColumn="0" w:noHBand="0" w:noVBand="1"/>
       </w:tblPr>
       <w:tblGrid>
         <w:gridCol w:w="527"/>
@@ -5444,7 +5444,7 @@
       <w:pPr>
         <w:pStyle w:val="Ttulo1"/>
       </w:pPr>
-      <w:bookmarkStart w:id="2" w:name="_Toc242543310"/>
+      <w:bookmarkStart w:id="2" w:name="_Toc242545338"/>
       <w:r>
         <w:lastRenderedPageBreak/>
         <w:t>3. Hallazgos</w:t>
@@ -5493,7 +5493,7 @@
           <w:left w:w="10" w:type="dxa"/>
           <w:right w:w="10" w:type="dxa"/>
         </w:tblCellMar>
-        <w:tblLook w:val="0000" w:firstRow="0" w:lastRow="0" w:firstColumn="0" w:lastColumn="0" w:noHBand="0" w:noVBand="0"/>
+        <w:tblLook w:val="04A0" w:firstRow="1" w:lastRow="0" w:firstColumn="1" w:lastColumn="0" w:noHBand="0" w:noVBand="1"/>
       </w:tblPr>
       <w:tblGrid>
         <w:gridCol w:w="728"/>
@@ -11093,7 +11093,7 @@
       <w:pPr>
         <w:pStyle w:val="Ttulo1"/>
       </w:pPr>
-      <w:bookmarkStart w:id="3" w:name="_Toc242543311"/>
+      <w:bookmarkStart w:id="3" w:name="_Toc242545339"/>
       <w:r>
         <w:lastRenderedPageBreak/>
         <w:t>4. Análisis de los hallazgos</w:t>
@@ -11142,7 +11142,7 @@
           <w:left w:w="10" w:type="dxa"/>
           <w:right w:w="10" w:type="dxa"/>
         </w:tblCellMar>
-        <w:tblLook w:val="0000" w:firstRow="0" w:lastRow="0" w:firstColumn="0" w:lastColumn="0" w:noHBand="0" w:noVBand="0"/>
+        <w:tblLook w:val="04A0" w:firstRow="1" w:lastRow="0" w:firstColumn="1" w:lastColumn="0" w:noHBand="0" w:noVBand="1"/>
       </w:tblPr>
       <w:tblGrid>
         <w:gridCol w:w="4042"/>
@@ -12082,7 +12082,7 @@
           <w:left w:w="10" w:type="dxa"/>
           <w:right w:w="10" w:type="dxa"/>
         </w:tblCellMar>
-        <w:tblLook w:val="0000" w:firstRow="0" w:lastRow="0" w:firstColumn="0" w:lastColumn="0" w:noHBand="0" w:noVBand="0"/>
+        <w:tblLook w:val="04A0" w:firstRow="1" w:lastRow="0" w:firstColumn="1" w:lastColumn="0" w:noHBand="0" w:noVBand="1"/>
       </w:tblPr>
       <w:tblGrid>
         <w:gridCol w:w="3514"/>
@@ -12760,7 +12760,7 @@
       <w:pPr>
         <w:pStyle w:val="Ttulo1"/>
       </w:pPr>
-      <w:bookmarkStart w:id="4" w:name="_Toc242543312"/>
+      <w:bookmarkStart w:id="4" w:name="_Toc242545340"/>
       <w:r>
         <w:t>5. Acciones derivadas</w:t>
       </w:r>
@@ -12812,7 +12812,7 @@
       <w:pPr>
         <w:pStyle w:val="Ttulo1"/>
       </w:pPr>
-      <w:bookmarkStart w:id="5" w:name="_Toc242543313"/>
+      <w:bookmarkStart w:id="5" w:name="_Toc242545341"/>
       <w:r>
         <w:t>6. Conclusión</w:t>
       </w:r>
@@ -13560,10 +13560,10 @@
 <file path=word/numbering.xml><?xml version="1.0" encoding="utf-8"?>
 <w:numbering xmlns:wpc="http://schemas.microsoft.com/office/word/2010/wordprocessingCanvas" xmlns:cx="http://schemas.microsoft.com/office/drawing/2014/chartex" xmlns:cx1="http://schemas.microsoft.com/office/drawing/2015/9/8/chartex" xmlns:cx2="http://schemas.microsoft.com/office/drawing/2015/10/21/chartex" xmlns:cx3="http://schemas.microsoft.com/office/drawing/2016/5/9/chartex" xmlns:cx4="http://schemas.microsoft.com/office/drawing/2016/5/10/chartex" xmlns:cx5="http://schemas.microsoft.com/office/drawing/2016/5/11/chartex" xmlns:cx6="http://schemas.microsoft.com/office/drawing/2016/5/12/chartex" xmlns:cx7="http://schemas.microsoft.com/office/drawing/2016/5/13/chartex" xmlns:cx8="http://schemas.microsoft.com/office/drawing/2016/5/14/chartex" xmlns:mc="http://schemas.openxmlformats.org/markup-compatibility/2006" xmlns:aink="http://schemas.microsoft.com/office/drawing/2016/ink" xmlns:am3d="http://schemas.microsoft.com/office/drawing/2017/model3d" xmlns:o="urn:schemas-microsoft-com:office:office" xmlns:oel="http://schemas.microsoft.com/office/2019/extlst" xmlns:r="http://schemas.openxmlformats.org/officeDocument/2006/relationships" xmlns:m="http://schemas.openxmlformats.org/officeDocument/2006/math" xmlns:v="urn:schemas-microsoft-com:vml" xmlns:wp14="http://schemas.microsoft.com/office/word/2010/wordprocessingDrawing" xmlns:wp="http://schemas.openxmlformats.org/drawingml/2006/wordprocessingDrawing" xmlns:w10="urn:schemas-microsoft-com:office:word" xmlns:w="http://schemas.openxmlformats.org/wordprocessingml/2006/main" xmlns:w14="http://schemas.microsoft.com/office/word/2010/wordml" xmlns:w15="http://schemas.microsoft.com/office/word/2012/wordml" xmlns:w16cex="http://schemas.microsoft.com/office/word/2018/wordml/cex" xmlns:w16cid="http://schemas.microsoft.com/office/word/2016/wordml/cid" xmlns:w16="http://schemas.microsoft.com/office/word/2018/wordml" xmlns:w16du="http://schemas.microsoft.com/office/word/2023/wordml/word16du" xmlns:w16sdtdh="http://schemas.microsoft.com/office/word/2020/wordml/sdtdatahash" xmlns:w16sdtfl="http://schemas.microsoft.com/office/word/2024/wordml/sdtformatlock" xmlns:w16se="http://schemas.microsoft.com/office/word/2015/wordml/symex" xmlns:wpg="http://schemas.microsoft.com/office/word/2010/wordprocessingGroup" xmlns:wpi="http://schemas.microsoft.com/office/word/2010/wordprocessingInk" xmlns:wne="http://schemas.microsoft.com/office/word/2006/wordml" xmlns:wps="http://schemas.microsoft.com/office/word/2010/wordprocessingShape" mc:Ignorable="w14 w15 w16se w16cid w16 w16cex w16sdtdh w16sdtfl w16du wp14">
   <w:abstractNum w:abstractNumId="0" w15:restartNumberingAfterBreak="0">
-    <w:nsid w:val="1975464E"/>
+    <w:nsid w:val="02F222F3"/>
     <w:multiLevelType w:val="hybridMultilevel"/>
-    <w:tmpl w:val="AE381EDA"/>
-    <w:lvl w:ilvl="0" w:tplc="F74A76C6">
+    <w:tmpl w:val="D53861F4"/>
+    <w:lvl w:ilvl="0" w:tplc="3B2696B8">
       <w:start w:val="1"/>
       <w:numFmt w:val="bullet"/>
       <w:lvlText w:val="●"/>
@@ -13572,7 +13572,7 @@
         <w:ind w:left="720" w:hanging="360"/>
       </w:pPr>
     </w:lvl>
-    <w:lvl w:ilvl="1" w:tplc="0966E0C6">
+    <w:lvl w:ilvl="1" w:tplc="AA2CFF62">
       <w:start w:val="1"/>
       <w:numFmt w:val="bullet"/>
       <w:lvlText w:val="○"/>
@@ -13581,7 +13581,7 @@
         <w:ind w:left="1440" w:hanging="360"/>
       </w:pPr>
     </w:lvl>
-    <w:lvl w:ilvl="2" w:tplc="AD341400">
+    <w:lvl w:ilvl="2" w:tplc="17FA36C2">
       <w:start w:val="1"/>
       <w:numFmt w:val="bullet"/>
       <w:lvlText w:val="■"/>
@@ -13590,7 +13590,7 @@
         <w:ind w:left="2160" w:hanging="360"/>
       </w:pPr>
     </w:lvl>
-    <w:lvl w:ilvl="3" w:tplc="821C0F04">
+    <w:lvl w:ilvl="3" w:tplc="2C18DAB4">
       <w:start w:val="1"/>
       <w:numFmt w:val="bullet"/>
       <w:lvlText w:val="●"/>
@@ -13599,7 +13599,7 @@
         <w:ind w:left="2880" w:hanging="360"/>
       </w:pPr>
     </w:lvl>
-    <w:lvl w:ilvl="4" w:tplc="4DCA9968">
+    <w:lvl w:ilvl="4" w:tplc="D2941700">
       <w:start w:val="1"/>
       <w:numFmt w:val="bullet"/>
       <w:lvlText w:val="○"/>
@@ -13608,7 +13608,7 @@
         <w:ind w:left="3600" w:hanging="360"/>
       </w:pPr>
     </w:lvl>
-    <w:lvl w:ilvl="5" w:tplc="94BC9138">
+    <w:lvl w:ilvl="5" w:tplc="AB3A6A5E">
       <w:start w:val="1"/>
       <w:numFmt w:val="bullet"/>
       <w:lvlText w:val="■"/>
@@ -13617,7 +13617,7 @@
         <w:ind w:left="4320" w:hanging="360"/>
       </w:pPr>
     </w:lvl>
-    <w:lvl w:ilvl="6" w:tplc="B3240E0E">
+    <w:lvl w:ilvl="6" w:tplc="2E92E49E">
       <w:start w:val="1"/>
       <w:numFmt w:val="bullet"/>
       <w:lvlText w:val="●"/>
@@ -13626,7 +13626,7 @@
         <w:ind w:left="5040" w:hanging="360"/>
       </w:pPr>
     </w:lvl>
-    <w:lvl w:ilvl="7" w:tplc="9C169478">
+    <w:lvl w:ilvl="7" w:tplc="371C9350">
       <w:start w:val="1"/>
       <w:numFmt w:val="bullet"/>
       <w:lvlText w:val="●"/>
@@ -13635,7 +13635,7 @@
         <w:ind w:left="5760" w:hanging="360"/>
       </w:pPr>
     </w:lvl>
-    <w:lvl w:ilvl="8" w:tplc="381C0754">
+    <w:lvl w:ilvl="8" w:tplc="FA121F26">
       <w:start w:val="1"/>
       <w:numFmt w:val="bullet"/>
       <w:lvlText w:val="●"/>
@@ -13646,10 +13646,64 @@
     </w:lvl>
   </w:abstractNum>
   <w:abstractNum w:abstractNumId="1" w15:restartNumberingAfterBreak="0">
-    <w:nsid w:val="24162345"/>
+    <w:nsid w:val="1041425A"/>
     <w:multiLevelType w:val="hybridMultilevel"/>
-    <w:tmpl w:val="6A0496D4"/>
-    <w:lvl w:ilvl="0" w:tplc="E292B4B6">
+    <w:tmpl w:val="5BC87390"/>
+    <w:lvl w:ilvl="0" w:tplc="C980E9D0">
+      <w:start w:val="1"/>
+      <w:numFmt w:val="bullet"/>
+      <w:lvlText w:val="•"/>
+      <w:lvlJc w:val="left"/>
+      <w:pPr>
+        <w:ind w:left="560" w:hanging="280"/>
+      </w:pPr>
+    </w:lvl>
+    <w:lvl w:ilvl="1" w:tplc="87CAF1CC">
+      <w:numFmt w:val="decimal"/>
+      <w:lvlText w:val=""/>
+      <w:lvlJc w:val="left"/>
+    </w:lvl>
+    <w:lvl w:ilvl="2" w:tplc="CDF0FC9E">
+      <w:numFmt w:val="decimal"/>
+      <w:lvlText w:val=""/>
+      <w:lvlJc w:val="left"/>
+    </w:lvl>
+    <w:lvl w:ilvl="3" w:tplc="BB80D28E">
+      <w:numFmt w:val="decimal"/>
+      <w:lvlText w:val=""/>
+      <w:lvlJc w:val="left"/>
+    </w:lvl>
+    <w:lvl w:ilvl="4" w:tplc="0CBE1586">
+      <w:numFmt w:val="decimal"/>
+      <w:lvlText w:val=""/>
+      <w:lvlJc w:val="left"/>
+    </w:lvl>
+    <w:lvl w:ilvl="5" w:tplc="0CDE1590">
+      <w:numFmt w:val="decimal"/>
+      <w:lvlText w:val=""/>
+      <w:lvlJc w:val="left"/>
+    </w:lvl>
+    <w:lvl w:ilvl="6" w:tplc="909888B4">
+      <w:numFmt w:val="decimal"/>
+      <w:lvlText w:val=""/>
+      <w:lvlJc w:val="left"/>
+    </w:lvl>
+    <w:lvl w:ilvl="7" w:tplc="DBC8339C">
+      <w:numFmt w:val="decimal"/>
+      <w:lvlText w:val=""/>
+      <w:lvlJc w:val="left"/>
+    </w:lvl>
+    <w:lvl w:ilvl="8" w:tplc="3D5A165C">
+      <w:numFmt w:val="decimal"/>
+      <w:lvlText w:val=""/>
+      <w:lvlJc w:val="left"/>
+    </w:lvl>
+  </w:abstractNum>
+  <w:abstractNum w:abstractNumId="2" w15:restartNumberingAfterBreak="0">
+    <w:nsid w:val="6BD941E8"/>
+    <w:multiLevelType w:val="hybridMultilevel"/>
+    <w:tmpl w:val="27D6C35C"/>
+    <w:lvl w:ilvl="0" w:tplc="35CA0834">
       <w:start w:val="1"/>
       <w:numFmt w:val="decimal"/>
       <w:lvlText w:val="%1."/>
@@ -13658,109 +13712,55 @@
         <w:ind w:left="560" w:hanging="340"/>
       </w:pPr>
     </w:lvl>
-    <w:lvl w:ilvl="1" w:tplc="39D881F6">
+    <w:lvl w:ilvl="1" w:tplc="2BEED6A8">
       <w:numFmt w:val="decimal"/>
       <w:lvlText w:val=""/>
       <w:lvlJc w:val="left"/>
     </w:lvl>
-    <w:lvl w:ilvl="2" w:tplc="4E86BE88">
+    <w:lvl w:ilvl="2" w:tplc="AD309BF0">
       <w:numFmt w:val="decimal"/>
       <w:lvlText w:val=""/>
       <w:lvlJc w:val="left"/>
     </w:lvl>
-    <w:lvl w:ilvl="3" w:tplc="E54E79D4">
+    <w:lvl w:ilvl="3" w:tplc="C07CF746">
       <w:numFmt w:val="decimal"/>
       <w:lvlText w:val=""/>
       <w:lvlJc w:val="left"/>
     </w:lvl>
-    <w:lvl w:ilvl="4" w:tplc="16AC08DC">
+    <w:lvl w:ilvl="4" w:tplc="D58260AA">
       <w:numFmt w:val="decimal"/>
       <w:lvlText w:val=""/>
       <w:lvlJc w:val="left"/>
     </w:lvl>
-    <w:lvl w:ilvl="5" w:tplc="631C8E16">
+    <w:lvl w:ilvl="5" w:tplc="C056238C">
       <w:numFmt w:val="decimal"/>
       <w:lvlText w:val=""/>
       <w:lvlJc w:val="left"/>
     </w:lvl>
-    <w:lvl w:ilvl="6" w:tplc="84900238">
+    <w:lvl w:ilvl="6" w:tplc="22DA644E">
       <w:numFmt w:val="decimal"/>
       <w:lvlText w:val=""/>
       <w:lvlJc w:val="left"/>
     </w:lvl>
-    <w:lvl w:ilvl="7" w:tplc="70B8ADC2">
+    <w:lvl w:ilvl="7" w:tplc="61C4F706">
       <w:numFmt w:val="decimal"/>
       <w:lvlText w:val=""/>
       <w:lvlJc w:val="left"/>
     </w:lvl>
-    <w:lvl w:ilvl="8" w:tplc="5EC64F32">
+    <w:lvl w:ilvl="8" w:tplc="3748238E">
       <w:numFmt w:val="decimal"/>
       <w:lvlText w:val=""/>
       <w:lvlJc w:val="left"/>
     </w:lvl>
   </w:abstractNum>
-  <w:abstractNum w:abstractNumId="2" w15:restartNumberingAfterBreak="0">
-    <w:nsid w:val="5438203F"/>
-    <w:multiLevelType w:val="hybridMultilevel"/>
-    <w:tmpl w:val="B0B8FEF8"/>
-    <w:lvl w:ilvl="0" w:tplc="FDF09FD6">
-      <w:start w:val="1"/>
-      <w:numFmt w:val="bullet"/>
-      <w:lvlText w:val="•"/>
-      <w:lvlJc w:val="left"/>
-      <w:pPr>
-        <w:ind w:left="560" w:hanging="280"/>
-      </w:pPr>
-    </w:lvl>
-    <w:lvl w:ilvl="1" w:tplc="43A2F766">
-      <w:numFmt w:val="decimal"/>
-      <w:lvlText w:val=""/>
-      <w:lvlJc w:val="left"/>
-    </w:lvl>
-    <w:lvl w:ilvl="2" w:tplc="8B20D33C">
-      <w:numFmt w:val="decimal"/>
-      <w:lvlText w:val=""/>
-      <w:lvlJc w:val="left"/>
-    </w:lvl>
-    <w:lvl w:ilvl="3" w:tplc="6456BCB4">
-      <w:numFmt w:val="decimal"/>
-      <w:lvlText w:val=""/>
-      <w:lvlJc w:val="left"/>
-    </w:lvl>
-    <w:lvl w:ilvl="4" w:tplc="EE04D57A">
-      <w:numFmt w:val="decimal"/>
-      <w:lvlText w:val=""/>
-      <w:lvlJc w:val="left"/>
-    </w:lvl>
-    <w:lvl w:ilvl="5" w:tplc="367C98A0">
-      <w:numFmt w:val="decimal"/>
-      <w:lvlText w:val=""/>
-      <w:lvlJc w:val="left"/>
-    </w:lvl>
-    <w:lvl w:ilvl="6" w:tplc="A5D42402">
-      <w:numFmt w:val="decimal"/>
-      <w:lvlText w:val=""/>
-      <w:lvlJc w:val="left"/>
-    </w:lvl>
-    <w:lvl w:ilvl="7" w:tplc="B42A49A8">
-      <w:numFmt w:val="decimal"/>
-      <w:lvlText w:val=""/>
-      <w:lvlJc w:val="left"/>
-    </w:lvl>
-    <w:lvl w:ilvl="8" w:tplc="0E0C3004">
-      <w:numFmt w:val="decimal"/>
-      <w:lvlText w:val=""/>
-      <w:lvlJc w:val="left"/>
-    </w:lvl>
-  </w:abstractNum>
-  <w:num w:numId="1" w16cid:durableId="1699040978">
+  <w:num w:numId="1" w16cid:durableId="1013336035">
     <w:abstractNumId w:val="0"/>
     <w:lvlOverride w:ilvl="0">
       <w:startOverride w:val="1"/>
     </w:lvlOverride>
   </w:num>
-  <w:num w:numId="2" w16cid:durableId="1159732155">
-    <w:abstractNumId w:val="2"/>
+  <w:num w:numId="2" w16cid:durableId="1731347571">
+    <w:abstractNumId w:val="1"/>
     <w:lvlOverride w:ilvl="0">
       <w:startOverride w:val="1"/>
     </w:lvlOverride>
@@ -14353,7 +14353,7 @@
     <w:autoRedefine/>
     <w:uiPriority w:val="39"/>
     <w:unhideWhenUsed/>
-    <w:rsid w:val="00156FE5"/>
+    <w:rsid w:val="005509A5"/>
     <w:pPr>
       <w:spacing w:after="100"/>
     </w:pPr>

--- a/public/documentos/GOB-07-informe-de-calidad-n-1.docx
+++ b/public/documentos/GOB-07-informe-de-calidad-n-1.docx
@@ -52,7 +52,7 @@
                 <w:noProof/>
               </w:rPr>
               <w:drawing>
-                <wp:inline distT="0" distB="0" distL="0" distR="0" wp14:anchorId="3A308B7A" wp14:editId="7363A846">
+                <wp:inline distT="0" distB="0" distL="0" distR="0" wp14:anchorId="453CAB74" wp14:editId="438A6C5D">
                   <wp:extent cx="990600" cy="990600"/>
                   <wp:effectExtent l="0" t="0" r="0" b="0"/>
                   <wp:docPr id="1" name="Imagen 1"/>
@@ -171,10 +171,10 @@
                 <w:noProof/>
               </w:rPr>
               <w:drawing>
-                <wp:inline distT="0" distB="0" distL="0" distR="0" wp14:anchorId="513B8748" wp14:editId="73C1A6C0">
+                <wp:inline distT="0" distB="0" distL="0" distR="0" wp14:anchorId="306C02DA" wp14:editId="3AB64195">
                   <wp:extent cx="800100" cy="800100"/>
                   <wp:effectExtent l="0" t="0" r="0" b="0"/>
-                  <wp:docPr id="1067330429" name="Imagen 1067330429"/>
+                  <wp:docPr id="1186156499" name="Imagen 1186156499"/>
                   <wp:cNvGraphicFramePr>
                     <a:graphicFrameLocks xmlns:a="http://schemas.openxmlformats.org/drawingml/2006/main" noChangeAspect="1"/>
                   </wp:cNvGraphicFramePr>
@@ -2585,7 +2585,7 @@
     <w:sdt>
       <w:sdtPr>
         <w:alias w:val="Contenido"/>
-        <w:id w:val="-899366409"/>
+        <w:id w:val="-1765211988"/>
       </w:sdtPr>
       <w:sdtEndPr/>
       <w:sdtContent>
@@ -2611,7 +2611,7 @@
           <w:r>
             <w:fldChar w:fldCharType="separate"/>
           </w:r>
-          <w:hyperlink w:anchor="_Toc242545336" w:history="1">
+          <w:hyperlink w:anchor="_Toc242549550" w:history="1">
             <w:r>
               <w:rPr>
                 <w:rStyle w:val="Hipervnculo"/>
@@ -2635,7 +2635,7 @@
               <w:rPr>
                 <w:noProof/>
               </w:rPr>
-              <w:instrText xml:space="preserve"> PAGEREF _Toc242545336 \h </w:instrText>
+              <w:instrText xml:space="preserve"> PAGEREF _Toc242549550 \h </w:instrText>
             </w:r>
             <w:r>
               <w:rPr>
@@ -2675,7 +2675,7 @@
               <w14:ligatures w14:val="standardContextual"/>
             </w:rPr>
           </w:pPr>
-          <w:hyperlink w:anchor="_Toc242545337" w:history="1">
+          <w:hyperlink w:anchor="_Toc242549551" w:history="1">
             <w:r>
               <w:rPr>
                 <w:rStyle w:val="Hipervnculo"/>
@@ -2699,7 +2699,7 @@
               <w:rPr>
                 <w:noProof/>
               </w:rPr>
-              <w:instrText xml:space="preserve"> PAGEREF _Toc242545337 \h </w:instrText>
+              <w:instrText xml:space="preserve"> PAGEREF _Toc242549551 \h </w:instrText>
             </w:r>
             <w:r>
               <w:rPr>
@@ -2739,7 +2739,7 @@
               <w14:ligatures w14:val="standardContextual"/>
             </w:rPr>
           </w:pPr>
-          <w:hyperlink w:anchor="_Toc242545338" w:history="1">
+          <w:hyperlink w:anchor="_Toc242549552" w:history="1">
             <w:r>
               <w:rPr>
                 <w:rStyle w:val="Hipervnculo"/>
@@ -2763,7 +2763,7 @@
               <w:rPr>
                 <w:noProof/>
               </w:rPr>
-              <w:instrText xml:space="preserve"> PAGEREF _Toc242545338 \h </w:instrText>
+              <w:instrText xml:space="preserve"> PAGEREF _Toc242549552 \h </w:instrText>
             </w:r>
             <w:r>
               <w:rPr>
@@ -2803,7 +2803,7 @@
               <w14:ligatures w14:val="standardContextual"/>
             </w:rPr>
           </w:pPr>
-          <w:hyperlink w:anchor="_Toc242545339" w:history="1">
+          <w:hyperlink w:anchor="_Toc242549553" w:history="1">
             <w:r>
               <w:rPr>
                 <w:rStyle w:val="Hipervnculo"/>
@@ -2827,7 +2827,7 @@
               <w:rPr>
                 <w:noProof/>
               </w:rPr>
-              <w:instrText xml:space="preserve"> PAGEREF _Toc242545339 \h </w:instrText>
+              <w:instrText xml:space="preserve"> PAGEREF _Toc242549553 \h </w:instrText>
             </w:r>
             <w:r>
               <w:rPr>
@@ -2867,7 +2867,7 @@
               <w14:ligatures w14:val="standardContextual"/>
             </w:rPr>
           </w:pPr>
-          <w:hyperlink w:anchor="_Toc242545340" w:history="1">
+          <w:hyperlink w:anchor="_Toc242549554" w:history="1">
             <w:r>
               <w:rPr>
                 <w:rStyle w:val="Hipervnculo"/>
@@ -2891,7 +2891,7 @@
               <w:rPr>
                 <w:noProof/>
               </w:rPr>
-              <w:instrText xml:space="preserve"> PAGEREF _Toc242545340 \h </w:instrText>
+              <w:instrText xml:space="preserve"> PAGEREF _Toc242549554 \h </w:instrText>
             </w:r>
             <w:r>
               <w:rPr>
@@ -2931,7 +2931,7 @@
               <w14:ligatures w14:val="standardContextual"/>
             </w:rPr>
           </w:pPr>
-          <w:hyperlink w:anchor="_Toc242545341" w:history="1">
+          <w:hyperlink w:anchor="_Toc242549555" w:history="1">
             <w:r>
               <w:rPr>
                 <w:rStyle w:val="Hipervnculo"/>
@@ -2955,7 +2955,7 @@
               <w:rPr>
                 <w:noProof/>
               </w:rPr>
-              <w:instrText xml:space="preserve"> PAGEREF _Toc242545341 \h </w:instrText>
+              <w:instrText xml:space="preserve"> PAGEREF _Toc242549555 \h </w:instrText>
             </w:r>
             <w:r>
               <w:rPr>
@@ -3005,7 +3005,7 @@
       <w:pPr>
         <w:pStyle w:val="Ttulo1"/>
       </w:pPr>
-      <w:bookmarkStart w:id="0" w:name="_Toc242545336"/>
+      <w:bookmarkStart w:id="0" w:name="_Toc242549550"/>
       <w:r>
         <w:lastRenderedPageBreak/>
         <w:t>1. Objetivo y alcance de la revisión</w:t>
@@ -3467,7 +3467,7 @@
       <w:pPr>
         <w:pStyle w:val="Ttulo1"/>
       </w:pPr>
-      <w:bookmarkStart w:id="1" w:name="_Toc242545337"/>
+      <w:bookmarkStart w:id="1" w:name="_Toc242549551"/>
       <w:r>
         <w:t>2. Lista de verificación</w:t>
       </w:r>
@@ -5444,7 +5444,7 @@
       <w:pPr>
         <w:pStyle w:val="Ttulo1"/>
       </w:pPr>
-      <w:bookmarkStart w:id="2" w:name="_Toc242545338"/>
+      <w:bookmarkStart w:id="2" w:name="_Toc242549552"/>
       <w:r>
         <w:lastRenderedPageBreak/>
         <w:t>3. Hallazgos</w:t>
@@ -11093,7 +11093,7 @@
       <w:pPr>
         <w:pStyle w:val="Ttulo1"/>
       </w:pPr>
-      <w:bookmarkStart w:id="3" w:name="_Toc242545339"/>
+      <w:bookmarkStart w:id="3" w:name="_Toc242549553"/>
       <w:r>
         <w:lastRenderedPageBreak/>
         <w:t>4. Análisis de los hallazgos</w:t>
@@ -12760,7 +12760,7 @@
       <w:pPr>
         <w:pStyle w:val="Ttulo1"/>
       </w:pPr>
-      <w:bookmarkStart w:id="4" w:name="_Toc242545340"/>
+      <w:bookmarkStart w:id="4" w:name="_Toc242549554"/>
       <w:r>
         <w:t>5. Acciones derivadas</w:t>
       </w:r>
@@ -12812,7 +12812,7 @@
       <w:pPr>
         <w:pStyle w:val="Ttulo1"/>
       </w:pPr>
-      <w:bookmarkStart w:id="5" w:name="_Toc242545341"/>
+      <w:bookmarkStart w:id="5" w:name="_Toc242549555"/>
       <w:r>
         <w:t>6. Conclusión</w:t>
       </w:r>
@@ -13560,10 +13560,64 @@
 <file path=word/numbering.xml><?xml version="1.0" encoding="utf-8"?>
 <w:numbering xmlns:wpc="http://schemas.microsoft.com/office/word/2010/wordprocessingCanvas" xmlns:cx="http://schemas.microsoft.com/office/drawing/2014/chartex" xmlns:cx1="http://schemas.microsoft.com/office/drawing/2015/9/8/chartex" xmlns:cx2="http://schemas.microsoft.com/office/drawing/2015/10/21/chartex" xmlns:cx3="http://schemas.microsoft.com/office/drawing/2016/5/9/chartex" xmlns:cx4="http://schemas.microsoft.com/office/drawing/2016/5/10/chartex" xmlns:cx5="http://schemas.microsoft.com/office/drawing/2016/5/11/chartex" xmlns:cx6="http://schemas.microsoft.com/office/drawing/2016/5/12/chartex" xmlns:cx7="http://schemas.microsoft.com/office/drawing/2016/5/13/chartex" xmlns:cx8="http://schemas.microsoft.com/office/drawing/2016/5/14/chartex" xmlns:mc="http://schemas.openxmlformats.org/markup-compatibility/2006" xmlns:aink="http://schemas.microsoft.com/office/drawing/2016/ink" xmlns:am3d="http://schemas.microsoft.com/office/drawing/2017/model3d" xmlns:o="urn:schemas-microsoft-com:office:office" xmlns:oel="http://schemas.microsoft.com/office/2019/extlst" xmlns:r="http://schemas.openxmlformats.org/officeDocument/2006/relationships" xmlns:m="http://schemas.openxmlformats.org/officeDocument/2006/math" xmlns:v="urn:schemas-microsoft-com:vml" xmlns:wp14="http://schemas.microsoft.com/office/word/2010/wordprocessingDrawing" xmlns:wp="http://schemas.openxmlformats.org/drawingml/2006/wordprocessingDrawing" xmlns:w10="urn:schemas-microsoft-com:office:word" xmlns:w="http://schemas.openxmlformats.org/wordprocessingml/2006/main" xmlns:w14="http://schemas.microsoft.com/office/word/2010/wordml" xmlns:w15="http://schemas.microsoft.com/office/word/2012/wordml" xmlns:w16cex="http://schemas.microsoft.com/office/word/2018/wordml/cex" xmlns:w16cid="http://schemas.microsoft.com/office/word/2016/wordml/cid" xmlns:w16="http://schemas.microsoft.com/office/word/2018/wordml" xmlns:w16du="http://schemas.microsoft.com/office/word/2023/wordml/word16du" xmlns:w16sdtdh="http://schemas.microsoft.com/office/word/2020/wordml/sdtdatahash" xmlns:w16sdtfl="http://schemas.microsoft.com/office/word/2024/wordml/sdtformatlock" xmlns:w16se="http://schemas.microsoft.com/office/word/2015/wordml/symex" xmlns:wpg="http://schemas.microsoft.com/office/word/2010/wordprocessingGroup" xmlns:wpi="http://schemas.microsoft.com/office/word/2010/wordprocessingInk" xmlns:wne="http://schemas.microsoft.com/office/word/2006/wordml" xmlns:wps="http://schemas.microsoft.com/office/word/2010/wordprocessingShape" mc:Ignorable="w14 w15 w16se w16cid w16 w16cex w16sdtdh w16sdtfl w16du wp14">
   <w:abstractNum w:abstractNumId="0" w15:restartNumberingAfterBreak="0">
-    <w:nsid w:val="02F222F3"/>
+    <w:nsid w:val="108868DF"/>
     <w:multiLevelType w:val="hybridMultilevel"/>
-    <w:tmpl w:val="D53861F4"/>
-    <w:lvl w:ilvl="0" w:tplc="3B2696B8">
+    <w:tmpl w:val="FB860F84"/>
+    <w:lvl w:ilvl="0" w:tplc="A0488022">
+      <w:start w:val="1"/>
+      <w:numFmt w:val="bullet"/>
+      <w:lvlText w:val="•"/>
+      <w:lvlJc w:val="left"/>
+      <w:pPr>
+        <w:ind w:left="560" w:hanging="280"/>
+      </w:pPr>
+    </w:lvl>
+    <w:lvl w:ilvl="1" w:tplc="0CEE5C9E">
+      <w:numFmt w:val="decimal"/>
+      <w:lvlText w:val=""/>
+      <w:lvlJc w:val="left"/>
+    </w:lvl>
+    <w:lvl w:ilvl="2" w:tplc="9142009A">
+      <w:numFmt w:val="decimal"/>
+      <w:lvlText w:val=""/>
+      <w:lvlJc w:val="left"/>
+    </w:lvl>
+    <w:lvl w:ilvl="3" w:tplc="52F62CC6">
+      <w:numFmt w:val="decimal"/>
+      <w:lvlText w:val=""/>
+      <w:lvlJc w:val="left"/>
+    </w:lvl>
+    <w:lvl w:ilvl="4" w:tplc="1520DA6E">
+      <w:numFmt w:val="decimal"/>
+      <w:lvlText w:val=""/>
+      <w:lvlJc w:val="left"/>
+    </w:lvl>
+    <w:lvl w:ilvl="5" w:tplc="61EE6EDC">
+      <w:numFmt w:val="decimal"/>
+      <w:lvlText w:val=""/>
+      <w:lvlJc w:val="left"/>
+    </w:lvl>
+    <w:lvl w:ilvl="6" w:tplc="728E523E">
+      <w:numFmt w:val="decimal"/>
+      <w:lvlText w:val=""/>
+      <w:lvlJc w:val="left"/>
+    </w:lvl>
+    <w:lvl w:ilvl="7" w:tplc="683A0350">
+      <w:numFmt w:val="decimal"/>
+      <w:lvlText w:val=""/>
+      <w:lvlJc w:val="left"/>
+    </w:lvl>
+    <w:lvl w:ilvl="8" w:tplc="7442AD08">
+      <w:numFmt w:val="decimal"/>
+      <w:lvlText w:val=""/>
+      <w:lvlJc w:val="left"/>
+    </w:lvl>
+  </w:abstractNum>
+  <w:abstractNum w:abstractNumId="1" w15:restartNumberingAfterBreak="0">
+    <w:nsid w:val="65745F84"/>
+    <w:multiLevelType w:val="hybridMultilevel"/>
+    <w:tmpl w:val="448E58AC"/>
+    <w:lvl w:ilvl="0" w:tplc="418AB440">
       <w:start w:val="1"/>
       <w:numFmt w:val="bullet"/>
       <w:lvlText w:val="●"/>
@@ -13572,7 +13626,7 @@
         <w:ind w:left="720" w:hanging="360"/>
       </w:pPr>
     </w:lvl>
-    <w:lvl w:ilvl="1" w:tplc="AA2CFF62">
+    <w:lvl w:ilvl="1" w:tplc="A7341C2C">
       <w:start w:val="1"/>
       <w:numFmt w:val="bullet"/>
       <w:lvlText w:val="○"/>
@@ -13581,7 +13635,7 @@
         <w:ind w:left="1440" w:hanging="360"/>
       </w:pPr>
     </w:lvl>
-    <w:lvl w:ilvl="2" w:tplc="17FA36C2">
+    <w:lvl w:ilvl="2" w:tplc="1304DBC6">
       <w:start w:val="1"/>
       <w:numFmt w:val="bullet"/>
       <w:lvlText w:val="■"/>
@@ -13590,7 +13644,7 @@
         <w:ind w:left="2160" w:hanging="360"/>
       </w:pPr>
     </w:lvl>
-    <w:lvl w:ilvl="3" w:tplc="2C18DAB4">
+    <w:lvl w:ilvl="3" w:tplc="F73C717A">
       <w:start w:val="1"/>
       <w:numFmt w:val="bullet"/>
       <w:lvlText w:val="●"/>
@@ -13599,7 +13653,7 @@
         <w:ind w:left="2880" w:hanging="360"/>
       </w:pPr>
     </w:lvl>
-    <w:lvl w:ilvl="4" w:tplc="D2941700">
+    <w:lvl w:ilvl="4" w:tplc="D0AE3AB2">
       <w:start w:val="1"/>
       <w:numFmt w:val="bullet"/>
       <w:lvlText w:val="○"/>
@@ -13608,7 +13662,7 @@
         <w:ind w:left="3600" w:hanging="360"/>
       </w:pPr>
     </w:lvl>
-    <w:lvl w:ilvl="5" w:tplc="AB3A6A5E">
+    <w:lvl w:ilvl="5" w:tplc="191A74BA">
       <w:start w:val="1"/>
       <w:numFmt w:val="bullet"/>
       <w:lvlText w:val="■"/>
@@ -13617,7 +13671,7 @@
         <w:ind w:left="4320" w:hanging="360"/>
       </w:pPr>
     </w:lvl>
-    <w:lvl w:ilvl="6" w:tplc="2E92E49E">
+    <w:lvl w:ilvl="6" w:tplc="97A2AD54">
       <w:start w:val="1"/>
       <w:numFmt w:val="bullet"/>
       <w:lvlText w:val="●"/>
@@ -13626,7 +13680,7 @@
         <w:ind w:left="5040" w:hanging="360"/>
       </w:pPr>
     </w:lvl>
-    <w:lvl w:ilvl="7" w:tplc="371C9350">
+    <w:lvl w:ilvl="7" w:tplc="23F0F51C">
       <w:start w:val="1"/>
       <w:numFmt w:val="bullet"/>
       <w:lvlText w:val="●"/>
@@ -13635,7 +13689,7 @@
         <w:ind w:left="5760" w:hanging="360"/>
       </w:pPr>
     </w:lvl>
-    <w:lvl w:ilvl="8" w:tplc="FA121F26">
+    <w:lvl w:ilvl="8" w:tplc="F86E2616">
       <w:start w:val="1"/>
       <w:numFmt w:val="bullet"/>
       <w:lvlText w:val="●"/>
@@ -13645,65 +13699,11 @@
       </w:pPr>
     </w:lvl>
   </w:abstractNum>
-  <w:abstractNum w:abstractNumId="1" w15:restartNumberingAfterBreak="0">
-    <w:nsid w:val="1041425A"/>
+  <w:abstractNum w:abstractNumId="2" w15:restartNumberingAfterBreak="0">
+    <w:nsid w:val="784259B6"/>
     <w:multiLevelType w:val="hybridMultilevel"/>
-    <w:tmpl w:val="5BC87390"/>
-    <w:lvl w:ilvl="0" w:tplc="C980E9D0">
-      <w:start w:val="1"/>
-      <w:numFmt w:val="bullet"/>
-      <w:lvlText w:val="•"/>
-      <w:lvlJc w:val="left"/>
-      <w:pPr>
-        <w:ind w:left="560" w:hanging="280"/>
-      </w:pPr>
-    </w:lvl>
-    <w:lvl w:ilvl="1" w:tplc="87CAF1CC">
-      <w:numFmt w:val="decimal"/>
-      <w:lvlText w:val=""/>
-      <w:lvlJc w:val="left"/>
-    </w:lvl>
-    <w:lvl w:ilvl="2" w:tplc="CDF0FC9E">
-      <w:numFmt w:val="decimal"/>
-      <w:lvlText w:val=""/>
-      <w:lvlJc w:val="left"/>
-    </w:lvl>
-    <w:lvl w:ilvl="3" w:tplc="BB80D28E">
-      <w:numFmt w:val="decimal"/>
-      <w:lvlText w:val=""/>
-      <w:lvlJc w:val="left"/>
-    </w:lvl>
-    <w:lvl w:ilvl="4" w:tplc="0CBE1586">
-      <w:numFmt w:val="decimal"/>
-      <w:lvlText w:val=""/>
-      <w:lvlJc w:val="left"/>
-    </w:lvl>
-    <w:lvl w:ilvl="5" w:tplc="0CDE1590">
-      <w:numFmt w:val="decimal"/>
-      <w:lvlText w:val=""/>
-      <w:lvlJc w:val="left"/>
-    </w:lvl>
-    <w:lvl w:ilvl="6" w:tplc="909888B4">
-      <w:numFmt w:val="decimal"/>
-      <w:lvlText w:val=""/>
-      <w:lvlJc w:val="left"/>
-    </w:lvl>
-    <w:lvl w:ilvl="7" w:tplc="DBC8339C">
-      <w:numFmt w:val="decimal"/>
-      <w:lvlText w:val=""/>
-      <w:lvlJc w:val="left"/>
-    </w:lvl>
-    <w:lvl w:ilvl="8" w:tplc="3D5A165C">
-      <w:numFmt w:val="decimal"/>
-      <w:lvlText w:val=""/>
-      <w:lvlJc w:val="left"/>
-    </w:lvl>
-  </w:abstractNum>
-  <w:abstractNum w:abstractNumId="2" w15:restartNumberingAfterBreak="0">
-    <w:nsid w:val="6BD941E8"/>
-    <w:multiLevelType w:val="hybridMultilevel"/>
-    <w:tmpl w:val="27D6C35C"/>
-    <w:lvl w:ilvl="0" w:tplc="35CA0834">
+    <w:tmpl w:val="C342693E"/>
+    <w:lvl w:ilvl="0" w:tplc="F13E80E8">
       <w:start w:val="1"/>
       <w:numFmt w:val="decimal"/>
       <w:lvlText w:val="%1."/>
@@ -13712,55 +13712,55 @@
         <w:ind w:left="560" w:hanging="340"/>
       </w:pPr>
     </w:lvl>
-    <w:lvl w:ilvl="1" w:tplc="2BEED6A8">
+    <w:lvl w:ilvl="1" w:tplc="E2C663CC">
       <w:numFmt w:val="decimal"/>
       <w:lvlText w:val=""/>
       <w:lvlJc w:val="left"/>
     </w:lvl>
-    <w:lvl w:ilvl="2" w:tplc="AD309BF0">
+    <w:lvl w:ilvl="2" w:tplc="E7CC3238">
       <w:numFmt w:val="decimal"/>
       <w:lvlText w:val=""/>
       <w:lvlJc w:val="left"/>
     </w:lvl>
-    <w:lvl w:ilvl="3" w:tplc="C07CF746">
+    <w:lvl w:ilvl="3" w:tplc="FAEA6660">
       <w:numFmt w:val="decimal"/>
       <w:lvlText w:val=""/>
       <w:lvlJc w:val="left"/>
     </w:lvl>
-    <w:lvl w:ilvl="4" w:tplc="D58260AA">
+    <w:lvl w:ilvl="4" w:tplc="05BECDD4">
       <w:numFmt w:val="decimal"/>
       <w:lvlText w:val=""/>
       <w:lvlJc w:val="left"/>
     </w:lvl>
-    <w:lvl w:ilvl="5" w:tplc="C056238C">
+    <w:lvl w:ilvl="5" w:tplc="C406ABA2">
       <w:numFmt w:val="decimal"/>
       <w:lvlText w:val=""/>
       <w:lvlJc w:val="left"/>
     </w:lvl>
-    <w:lvl w:ilvl="6" w:tplc="22DA644E">
+    <w:lvl w:ilvl="6" w:tplc="08B445C4">
       <w:numFmt w:val="decimal"/>
       <w:lvlText w:val=""/>
       <w:lvlJc w:val="left"/>
     </w:lvl>
-    <w:lvl w:ilvl="7" w:tplc="61C4F706">
+    <w:lvl w:ilvl="7" w:tplc="E6E6A26A">
       <w:numFmt w:val="decimal"/>
       <w:lvlText w:val=""/>
       <w:lvlJc w:val="left"/>
     </w:lvl>
-    <w:lvl w:ilvl="8" w:tplc="3748238E">
+    <w:lvl w:ilvl="8" w:tplc="243EB976">
       <w:numFmt w:val="decimal"/>
       <w:lvlText w:val=""/>
       <w:lvlJc w:val="left"/>
     </w:lvl>
   </w:abstractNum>
-  <w:num w:numId="1" w16cid:durableId="1013336035">
-    <w:abstractNumId w:val="0"/>
+  <w:num w:numId="1" w16cid:durableId="1646470562">
+    <w:abstractNumId w:val="1"/>
     <w:lvlOverride w:ilvl="0">
       <w:startOverride w:val="1"/>
     </w:lvlOverride>
   </w:num>
-  <w:num w:numId="2" w16cid:durableId="1731347571">
-    <w:abstractNumId w:val="1"/>
+  <w:num w:numId="2" w16cid:durableId="2123181863">
+    <w:abstractNumId w:val="0"/>
     <w:lvlOverride w:ilvl="0">
       <w:startOverride w:val="1"/>
     </w:lvlOverride>
@@ -14353,7 +14353,7 @@
     <w:autoRedefine/>
     <w:uiPriority w:val="39"/>
     <w:unhideWhenUsed/>
-    <w:rsid w:val="005509A5"/>
+    <w:rsid w:val="0025787D"/>
     <w:pPr>
       <w:spacing w:after="100"/>
     </w:pPr>

--- a/public/documentos/GOB-07-informe-de-calidad-n-1.docx
+++ b/public/documentos/GOB-07-informe-de-calidad-n-1.docx
@@ -52,7 +52,7 @@
                 <w:noProof/>
               </w:rPr>
               <w:drawing>
-                <wp:inline distT="0" distB="0" distL="0" distR="0" wp14:anchorId="453CAB74" wp14:editId="438A6C5D">
+                <wp:inline distT="0" distB="0" distL="0" distR="0" wp14:anchorId="102D30EB" wp14:editId="30BA6543">
                   <wp:extent cx="990600" cy="990600"/>
                   <wp:effectExtent l="0" t="0" r="0" b="0"/>
                   <wp:docPr id="1" name="Imagen 1"/>
@@ -171,10 +171,10 @@
                 <w:noProof/>
               </w:rPr>
               <w:drawing>
-                <wp:inline distT="0" distB="0" distL="0" distR="0" wp14:anchorId="306C02DA" wp14:editId="3AB64195">
+                <wp:inline distT="0" distB="0" distL="0" distR="0" wp14:anchorId="79CB9686" wp14:editId="125A950F">
                   <wp:extent cx="800100" cy="800100"/>
                   <wp:effectExtent l="0" t="0" r="0" b="0"/>
-                  <wp:docPr id="1186156499" name="Imagen 1186156499"/>
+                  <wp:docPr id="567249427" name="Imagen 567249427"/>
                   <wp:cNvGraphicFramePr>
                     <a:graphicFrameLocks xmlns:a="http://schemas.openxmlformats.org/drawingml/2006/main" noChangeAspect="1"/>
                   </wp:cNvGraphicFramePr>
@@ -1117,7 +1117,7 @@
                 <w:sz w:val="17"/>
                 <w:szCs w:val="17"/>
               </w:rPr>
-              <w:t>Responsable del modelo de Machine Learning</w:t>
+              <w:t>Responsable del modelo de Machine Learning y Product Owner</w:t>
             </w:r>
           </w:p>
         </w:tc>
@@ -2585,7 +2585,7 @@
     <w:sdt>
       <w:sdtPr>
         <w:alias w:val="Contenido"/>
-        <w:id w:val="-1765211988"/>
+        <w:id w:val="-516540609"/>
       </w:sdtPr>
       <w:sdtEndPr/>
       <w:sdtContent>
@@ -2611,7 +2611,7 @@
           <w:r>
             <w:fldChar w:fldCharType="separate"/>
           </w:r>
-          <w:hyperlink w:anchor="_Toc242549550" w:history="1">
+          <w:hyperlink w:anchor="_Toc243091602" w:history="1">
             <w:r>
               <w:rPr>
                 <w:rStyle w:val="Hipervnculo"/>
@@ -2635,7 +2635,7 @@
               <w:rPr>
                 <w:noProof/>
               </w:rPr>
-              <w:instrText xml:space="preserve"> PAGEREF _Toc242549550 \h </w:instrText>
+              <w:instrText xml:space="preserve"> PAGEREF _Toc243091602 \h </w:instrText>
             </w:r>
             <w:r>
               <w:rPr>
@@ -2675,7 +2675,7 @@
               <w14:ligatures w14:val="standardContextual"/>
             </w:rPr>
           </w:pPr>
-          <w:hyperlink w:anchor="_Toc242549551" w:history="1">
+          <w:hyperlink w:anchor="_Toc243091603" w:history="1">
             <w:r>
               <w:rPr>
                 <w:rStyle w:val="Hipervnculo"/>
@@ -2699,7 +2699,7 @@
               <w:rPr>
                 <w:noProof/>
               </w:rPr>
-              <w:instrText xml:space="preserve"> PAGEREF _Toc242549551 \h </w:instrText>
+              <w:instrText xml:space="preserve"> PAGEREF _Toc243091603 \h </w:instrText>
             </w:r>
             <w:r>
               <w:rPr>
@@ -2739,7 +2739,7 @@
               <w14:ligatures w14:val="standardContextual"/>
             </w:rPr>
           </w:pPr>
-          <w:hyperlink w:anchor="_Toc242549552" w:history="1">
+          <w:hyperlink w:anchor="_Toc243091604" w:history="1">
             <w:r>
               <w:rPr>
                 <w:rStyle w:val="Hipervnculo"/>
@@ -2763,7 +2763,7 @@
               <w:rPr>
                 <w:noProof/>
               </w:rPr>
-              <w:instrText xml:space="preserve"> PAGEREF _Toc242549552 \h </w:instrText>
+              <w:instrText xml:space="preserve"> PAGEREF _Toc243091604 \h </w:instrText>
             </w:r>
             <w:r>
               <w:rPr>
@@ -2803,7 +2803,7 @@
               <w14:ligatures w14:val="standardContextual"/>
             </w:rPr>
           </w:pPr>
-          <w:hyperlink w:anchor="_Toc242549553" w:history="1">
+          <w:hyperlink w:anchor="_Toc243091605" w:history="1">
             <w:r>
               <w:rPr>
                 <w:rStyle w:val="Hipervnculo"/>
@@ -2827,7 +2827,7 @@
               <w:rPr>
                 <w:noProof/>
               </w:rPr>
-              <w:instrText xml:space="preserve"> PAGEREF _Toc242549553 \h </w:instrText>
+              <w:instrText xml:space="preserve"> PAGEREF _Toc243091605 \h </w:instrText>
             </w:r>
             <w:r>
               <w:rPr>
@@ -2867,7 +2867,7 @@
               <w14:ligatures w14:val="standardContextual"/>
             </w:rPr>
           </w:pPr>
-          <w:hyperlink w:anchor="_Toc242549554" w:history="1">
+          <w:hyperlink w:anchor="_Toc243091606" w:history="1">
             <w:r>
               <w:rPr>
                 <w:rStyle w:val="Hipervnculo"/>
@@ -2891,7 +2891,7 @@
               <w:rPr>
                 <w:noProof/>
               </w:rPr>
-              <w:instrText xml:space="preserve"> PAGEREF _Toc242549554 \h </w:instrText>
+              <w:instrText xml:space="preserve"> PAGEREF _Toc243091606 \h </w:instrText>
             </w:r>
             <w:r>
               <w:rPr>
@@ -2931,7 +2931,7 @@
               <w14:ligatures w14:val="standardContextual"/>
             </w:rPr>
           </w:pPr>
-          <w:hyperlink w:anchor="_Toc242549555" w:history="1">
+          <w:hyperlink w:anchor="_Toc243091607" w:history="1">
             <w:r>
               <w:rPr>
                 <w:rStyle w:val="Hipervnculo"/>
@@ -2955,7 +2955,7 @@
               <w:rPr>
                 <w:noProof/>
               </w:rPr>
-              <w:instrText xml:space="preserve"> PAGEREF _Toc242549555 \h </w:instrText>
+              <w:instrText xml:space="preserve"> PAGEREF _Toc243091607 \h </w:instrText>
             </w:r>
             <w:r>
               <w:rPr>
@@ -3005,7 +3005,7 @@
       <w:pPr>
         <w:pStyle w:val="Ttulo1"/>
       </w:pPr>
-      <w:bookmarkStart w:id="0" w:name="_Toc242549550"/>
+      <w:bookmarkStart w:id="0" w:name="_Toc243091602"/>
       <w:r>
         <w:lastRenderedPageBreak/>
         <w:t>1. Objetivo y alcance de la revisión</w:t>
@@ -3467,7 +3467,7 @@
       <w:pPr>
         <w:pStyle w:val="Ttulo1"/>
       </w:pPr>
-      <w:bookmarkStart w:id="1" w:name="_Toc242549551"/>
+      <w:bookmarkStart w:id="1" w:name="_Toc243091603"/>
       <w:r>
         <w:t>2. Lista de verificación</w:t>
       </w:r>
@@ -5444,7 +5444,7 @@
       <w:pPr>
         <w:pStyle w:val="Ttulo1"/>
       </w:pPr>
-      <w:bookmarkStart w:id="2" w:name="_Toc242549552"/>
+      <w:bookmarkStart w:id="2" w:name="_Toc243091604"/>
       <w:r>
         <w:lastRenderedPageBreak/>
         <w:t>3. Hallazgos</w:t>
@@ -11093,7 +11093,7 @@
       <w:pPr>
         <w:pStyle w:val="Ttulo1"/>
       </w:pPr>
-      <w:bookmarkStart w:id="3" w:name="_Toc242549553"/>
+      <w:bookmarkStart w:id="3" w:name="_Toc243091605"/>
       <w:r>
         <w:lastRenderedPageBreak/>
         <w:t>4. Análisis de los hallazgos</w:t>
@@ -12760,7 +12760,7 @@
       <w:pPr>
         <w:pStyle w:val="Ttulo1"/>
       </w:pPr>
-      <w:bookmarkStart w:id="4" w:name="_Toc242549554"/>
+      <w:bookmarkStart w:id="4" w:name="_Toc243091606"/>
       <w:r>
         <w:t>5. Acciones derivadas</w:t>
       </w:r>
@@ -12777,7 +12777,7 @@
         <w:jc w:val="both"/>
       </w:pPr>
       <w:r>
-        <w:t>Se registraron 10 solicitudes de cambio (GOB-10): 7 aprobadas por el equipo y 3 en evaluación.</w:t>
+        <w:t>Se registraron 11 solicitudes de cambio (GOB-10): 8 aprobadas por el equipo y 3 en evaluación.</w:t>
       </w:r>
     </w:p>
     <w:p>
@@ -12791,7 +12791,7 @@
         <w:jc w:val="both"/>
       </w:pPr>
       <w:r>
-        <w:t>Se registraron 11 incidentes (GOB-06), de los cuales 2 ya están cerrados.</w:t>
+        <w:t>Se registraron 11 incidentes (GOB-06), de los cuales 5 ya están cerrados.</w:t>
       </w:r>
     </w:p>
     <w:p>
@@ -12812,7 +12812,7 @@
       <w:pPr>
         <w:pStyle w:val="Ttulo1"/>
       </w:pPr>
-      <w:bookmarkStart w:id="5" w:name="_Toc242549555"/>
+      <w:bookmarkStart w:id="5" w:name="_Toc243091607"/>
       <w:r>
         <w:t>6. Conclusión</w:t>
       </w:r>
@@ -13560,64 +13560,10 @@
 <file path=word/numbering.xml><?xml version="1.0" encoding="utf-8"?>
 <w:numbering xmlns:wpc="http://schemas.microsoft.com/office/word/2010/wordprocessingCanvas" xmlns:cx="http://schemas.microsoft.com/office/drawing/2014/chartex" xmlns:cx1="http://schemas.microsoft.com/office/drawing/2015/9/8/chartex" xmlns:cx2="http://schemas.microsoft.com/office/drawing/2015/10/21/chartex" xmlns:cx3="http://schemas.microsoft.com/office/drawing/2016/5/9/chartex" xmlns:cx4="http://schemas.microsoft.com/office/drawing/2016/5/10/chartex" xmlns:cx5="http://schemas.microsoft.com/office/drawing/2016/5/11/chartex" xmlns:cx6="http://schemas.microsoft.com/office/drawing/2016/5/12/chartex" xmlns:cx7="http://schemas.microsoft.com/office/drawing/2016/5/13/chartex" xmlns:cx8="http://schemas.microsoft.com/office/drawing/2016/5/14/chartex" xmlns:mc="http://schemas.openxmlformats.org/markup-compatibility/2006" xmlns:aink="http://schemas.microsoft.com/office/drawing/2016/ink" xmlns:am3d="http://schemas.microsoft.com/office/drawing/2017/model3d" xmlns:o="urn:schemas-microsoft-com:office:office" xmlns:oel="http://schemas.microsoft.com/office/2019/extlst" xmlns:r="http://schemas.openxmlformats.org/officeDocument/2006/relationships" xmlns:m="http://schemas.openxmlformats.org/officeDocument/2006/math" xmlns:v="urn:schemas-microsoft-com:vml" xmlns:wp14="http://schemas.microsoft.com/office/word/2010/wordprocessingDrawing" xmlns:wp="http://schemas.openxmlformats.org/drawingml/2006/wordprocessingDrawing" xmlns:w10="urn:schemas-microsoft-com:office:word" xmlns:w="http://schemas.openxmlformats.org/wordprocessingml/2006/main" xmlns:w14="http://schemas.microsoft.com/office/word/2010/wordml" xmlns:w15="http://schemas.microsoft.com/office/word/2012/wordml" xmlns:w16cex="http://schemas.microsoft.com/office/word/2018/wordml/cex" xmlns:w16cid="http://schemas.microsoft.com/office/word/2016/wordml/cid" xmlns:w16="http://schemas.microsoft.com/office/word/2018/wordml" xmlns:w16du="http://schemas.microsoft.com/office/word/2023/wordml/word16du" xmlns:w16sdtdh="http://schemas.microsoft.com/office/word/2020/wordml/sdtdatahash" xmlns:w16sdtfl="http://schemas.microsoft.com/office/word/2024/wordml/sdtformatlock" xmlns:w16se="http://schemas.microsoft.com/office/word/2015/wordml/symex" xmlns:wpg="http://schemas.microsoft.com/office/word/2010/wordprocessingGroup" xmlns:wpi="http://schemas.microsoft.com/office/word/2010/wordprocessingInk" xmlns:wne="http://schemas.microsoft.com/office/word/2006/wordml" xmlns:wps="http://schemas.microsoft.com/office/word/2010/wordprocessingShape" mc:Ignorable="w14 w15 w16se w16cid w16 w16cex w16sdtdh w16sdtfl w16du wp14">
   <w:abstractNum w:abstractNumId="0" w15:restartNumberingAfterBreak="0">
-    <w:nsid w:val="108868DF"/>
+    <w:nsid w:val="0DB224A4"/>
     <w:multiLevelType w:val="hybridMultilevel"/>
-    <w:tmpl w:val="FB860F84"/>
-    <w:lvl w:ilvl="0" w:tplc="A0488022">
-      <w:start w:val="1"/>
-      <w:numFmt w:val="bullet"/>
-      <w:lvlText w:val="•"/>
-      <w:lvlJc w:val="left"/>
-      <w:pPr>
-        <w:ind w:left="560" w:hanging="280"/>
-      </w:pPr>
-    </w:lvl>
-    <w:lvl w:ilvl="1" w:tplc="0CEE5C9E">
-      <w:numFmt w:val="decimal"/>
-      <w:lvlText w:val=""/>
-      <w:lvlJc w:val="left"/>
-    </w:lvl>
-    <w:lvl w:ilvl="2" w:tplc="9142009A">
-      <w:numFmt w:val="decimal"/>
-      <w:lvlText w:val=""/>
-      <w:lvlJc w:val="left"/>
-    </w:lvl>
-    <w:lvl w:ilvl="3" w:tplc="52F62CC6">
-      <w:numFmt w:val="decimal"/>
-      <w:lvlText w:val=""/>
-      <w:lvlJc w:val="left"/>
-    </w:lvl>
-    <w:lvl w:ilvl="4" w:tplc="1520DA6E">
-      <w:numFmt w:val="decimal"/>
-      <w:lvlText w:val=""/>
-      <w:lvlJc w:val="left"/>
-    </w:lvl>
-    <w:lvl w:ilvl="5" w:tplc="61EE6EDC">
-      <w:numFmt w:val="decimal"/>
-      <w:lvlText w:val=""/>
-      <w:lvlJc w:val="left"/>
-    </w:lvl>
-    <w:lvl w:ilvl="6" w:tplc="728E523E">
-      <w:numFmt w:val="decimal"/>
-      <w:lvlText w:val=""/>
-      <w:lvlJc w:val="left"/>
-    </w:lvl>
-    <w:lvl w:ilvl="7" w:tplc="683A0350">
-      <w:numFmt w:val="decimal"/>
-      <w:lvlText w:val=""/>
-      <w:lvlJc w:val="left"/>
-    </w:lvl>
-    <w:lvl w:ilvl="8" w:tplc="7442AD08">
-      <w:numFmt w:val="decimal"/>
-      <w:lvlText w:val=""/>
-      <w:lvlJc w:val="left"/>
-    </w:lvl>
-  </w:abstractNum>
-  <w:abstractNum w:abstractNumId="1" w15:restartNumberingAfterBreak="0">
-    <w:nsid w:val="65745F84"/>
-    <w:multiLevelType w:val="hybridMultilevel"/>
-    <w:tmpl w:val="448E58AC"/>
-    <w:lvl w:ilvl="0" w:tplc="418AB440">
+    <w:tmpl w:val="CC9AB4FA"/>
+    <w:lvl w:ilvl="0" w:tplc="91444CF4">
       <w:start w:val="1"/>
       <w:numFmt w:val="bullet"/>
       <w:lvlText w:val="●"/>
@@ -13626,7 +13572,7 @@
         <w:ind w:left="720" w:hanging="360"/>
       </w:pPr>
     </w:lvl>
-    <w:lvl w:ilvl="1" w:tplc="A7341C2C">
+    <w:lvl w:ilvl="1" w:tplc="B3601E08">
       <w:start w:val="1"/>
       <w:numFmt w:val="bullet"/>
       <w:lvlText w:val="○"/>
@@ -13635,7 +13581,7 @@
         <w:ind w:left="1440" w:hanging="360"/>
       </w:pPr>
     </w:lvl>
-    <w:lvl w:ilvl="2" w:tplc="1304DBC6">
+    <w:lvl w:ilvl="2" w:tplc="94645F58">
       <w:start w:val="1"/>
       <w:numFmt w:val="bullet"/>
       <w:lvlText w:val="■"/>
@@ -13644,7 +13590,7 @@
         <w:ind w:left="2160" w:hanging="360"/>
       </w:pPr>
     </w:lvl>
-    <w:lvl w:ilvl="3" w:tplc="F73C717A">
+    <w:lvl w:ilvl="3" w:tplc="144AA41E">
       <w:start w:val="1"/>
       <w:numFmt w:val="bullet"/>
       <w:lvlText w:val="●"/>
@@ -13653,7 +13599,7 @@
         <w:ind w:left="2880" w:hanging="360"/>
       </w:pPr>
     </w:lvl>
-    <w:lvl w:ilvl="4" w:tplc="D0AE3AB2">
+    <w:lvl w:ilvl="4" w:tplc="C3D69C6C">
       <w:start w:val="1"/>
       <w:numFmt w:val="bullet"/>
       <w:lvlText w:val="○"/>
@@ -13662,7 +13608,7 @@
         <w:ind w:left="3600" w:hanging="360"/>
       </w:pPr>
     </w:lvl>
-    <w:lvl w:ilvl="5" w:tplc="191A74BA">
+    <w:lvl w:ilvl="5" w:tplc="7804C01A">
       <w:start w:val="1"/>
       <w:numFmt w:val="bullet"/>
       <w:lvlText w:val="■"/>
@@ -13671,7 +13617,7 @@
         <w:ind w:left="4320" w:hanging="360"/>
       </w:pPr>
     </w:lvl>
-    <w:lvl w:ilvl="6" w:tplc="97A2AD54">
+    <w:lvl w:ilvl="6" w:tplc="2774FACE">
       <w:start w:val="1"/>
       <w:numFmt w:val="bullet"/>
       <w:lvlText w:val="●"/>
@@ -13680,7 +13626,7 @@
         <w:ind w:left="5040" w:hanging="360"/>
       </w:pPr>
     </w:lvl>
-    <w:lvl w:ilvl="7" w:tplc="23F0F51C">
+    <w:lvl w:ilvl="7" w:tplc="578289D6">
       <w:start w:val="1"/>
       <w:numFmt w:val="bullet"/>
       <w:lvlText w:val="●"/>
@@ -13689,7 +13635,7 @@
         <w:ind w:left="5760" w:hanging="360"/>
       </w:pPr>
     </w:lvl>
-    <w:lvl w:ilvl="8" w:tplc="F86E2616">
+    <w:lvl w:ilvl="8" w:tplc="58A88CB6">
       <w:start w:val="1"/>
       <w:numFmt w:val="bullet"/>
       <w:lvlText w:val="●"/>
@@ -13699,11 +13645,65 @@
       </w:pPr>
     </w:lvl>
   </w:abstractNum>
+  <w:abstractNum w:abstractNumId="1" w15:restartNumberingAfterBreak="0">
+    <w:nsid w:val="22F82F6F"/>
+    <w:multiLevelType w:val="hybridMultilevel"/>
+    <w:tmpl w:val="D8E8F4B8"/>
+    <w:lvl w:ilvl="0" w:tplc="E7CC2BA0">
+      <w:start w:val="1"/>
+      <w:numFmt w:val="bullet"/>
+      <w:lvlText w:val="•"/>
+      <w:lvlJc w:val="left"/>
+      <w:pPr>
+        <w:ind w:left="560" w:hanging="280"/>
+      </w:pPr>
+    </w:lvl>
+    <w:lvl w:ilvl="1" w:tplc="FF668318">
+      <w:numFmt w:val="decimal"/>
+      <w:lvlText w:val=""/>
+      <w:lvlJc w:val="left"/>
+    </w:lvl>
+    <w:lvl w:ilvl="2" w:tplc="AE50D8FE">
+      <w:numFmt w:val="decimal"/>
+      <w:lvlText w:val=""/>
+      <w:lvlJc w:val="left"/>
+    </w:lvl>
+    <w:lvl w:ilvl="3" w:tplc="11BCD978">
+      <w:numFmt w:val="decimal"/>
+      <w:lvlText w:val=""/>
+      <w:lvlJc w:val="left"/>
+    </w:lvl>
+    <w:lvl w:ilvl="4" w:tplc="92D6A24A">
+      <w:numFmt w:val="decimal"/>
+      <w:lvlText w:val=""/>
+      <w:lvlJc w:val="left"/>
+    </w:lvl>
+    <w:lvl w:ilvl="5" w:tplc="88BAE47C">
+      <w:numFmt w:val="decimal"/>
+      <w:lvlText w:val=""/>
+      <w:lvlJc w:val="left"/>
+    </w:lvl>
+    <w:lvl w:ilvl="6" w:tplc="120A4D8A">
+      <w:numFmt w:val="decimal"/>
+      <w:lvlText w:val=""/>
+      <w:lvlJc w:val="left"/>
+    </w:lvl>
+    <w:lvl w:ilvl="7" w:tplc="122ED1EC">
+      <w:numFmt w:val="decimal"/>
+      <w:lvlText w:val=""/>
+      <w:lvlJc w:val="left"/>
+    </w:lvl>
+    <w:lvl w:ilvl="8" w:tplc="D944AD14">
+      <w:numFmt w:val="decimal"/>
+      <w:lvlText w:val=""/>
+      <w:lvlJc w:val="left"/>
+    </w:lvl>
+  </w:abstractNum>
   <w:abstractNum w:abstractNumId="2" w15:restartNumberingAfterBreak="0">
-    <w:nsid w:val="784259B6"/>
+    <w:nsid w:val="29822C49"/>
     <w:multiLevelType w:val="hybridMultilevel"/>
-    <w:tmpl w:val="C342693E"/>
-    <w:lvl w:ilvl="0" w:tplc="F13E80E8">
+    <w:tmpl w:val="5C78E394"/>
+    <w:lvl w:ilvl="0" w:tplc="589CD25C">
       <w:start w:val="1"/>
       <w:numFmt w:val="decimal"/>
       <w:lvlText w:val="%1."/>
@@ -13712,55 +13712,55 @@
         <w:ind w:left="560" w:hanging="340"/>
       </w:pPr>
     </w:lvl>
-    <w:lvl w:ilvl="1" w:tplc="E2C663CC">
+    <w:lvl w:ilvl="1" w:tplc="B89CD0D8">
       <w:numFmt w:val="decimal"/>
       <w:lvlText w:val=""/>
       <w:lvlJc w:val="left"/>
     </w:lvl>
-    <w:lvl w:ilvl="2" w:tplc="E7CC3238">
+    <w:lvl w:ilvl="2" w:tplc="661A8718">
       <w:numFmt w:val="decimal"/>
       <w:lvlText w:val=""/>
       <w:lvlJc w:val="left"/>
     </w:lvl>
-    <w:lvl w:ilvl="3" w:tplc="FAEA6660">
+    <w:lvl w:ilvl="3" w:tplc="255CC492">
       <w:numFmt w:val="decimal"/>
       <w:lvlText w:val=""/>
       <w:lvlJc w:val="left"/>
     </w:lvl>
-    <w:lvl w:ilvl="4" w:tplc="05BECDD4">
+    <w:lvl w:ilvl="4" w:tplc="93E64BC6">
       <w:numFmt w:val="decimal"/>
       <w:lvlText w:val=""/>
       <w:lvlJc w:val="left"/>
     </w:lvl>
-    <w:lvl w:ilvl="5" w:tplc="C406ABA2">
+    <w:lvl w:ilvl="5" w:tplc="5EAC7560">
       <w:numFmt w:val="decimal"/>
       <w:lvlText w:val=""/>
       <w:lvlJc w:val="left"/>
     </w:lvl>
-    <w:lvl w:ilvl="6" w:tplc="08B445C4">
+    <w:lvl w:ilvl="6" w:tplc="6868DEC2">
       <w:numFmt w:val="decimal"/>
       <w:lvlText w:val=""/>
       <w:lvlJc w:val="left"/>
     </w:lvl>
-    <w:lvl w:ilvl="7" w:tplc="E6E6A26A">
+    <w:lvl w:ilvl="7" w:tplc="77A0ABB8">
       <w:numFmt w:val="decimal"/>
       <w:lvlText w:val=""/>
       <w:lvlJc w:val="left"/>
     </w:lvl>
-    <w:lvl w:ilvl="8" w:tplc="243EB976">
+    <w:lvl w:ilvl="8" w:tplc="64C66CC2">
       <w:numFmt w:val="decimal"/>
       <w:lvlText w:val=""/>
       <w:lvlJc w:val="left"/>
     </w:lvl>
   </w:abstractNum>
-  <w:num w:numId="1" w16cid:durableId="1646470562">
-    <w:abstractNumId w:val="1"/>
+  <w:num w:numId="1" w16cid:durableId="838886779">
+    <w:abstractNumId w:val="0"/>
     <w:lvlOverride w:ilvl="0">
       <w:startOverride w:val="1"/>
     </w:lvlOverride>
   </w:num>
-  <w:num w:numId="2" w16cid:durableId="2123181863">
-    <w:abstractNumId w:val="0"/>
+  <w:num w:numId="2" w16cid:durableId="281805810">
+    <w:abstractNumId w:val="1"/>
     <w:lvlOverride w:ilvl="0">
       <w:startOverride w:val="1"/>
     </w:lvlOverride>
@@ -14353,7 +14353,7 @@
     <w:autoRedefine/>
     <w:uiPriority w:val="39"/>
     <w:unhideWhenUsed/>
-    <w:rsid w:val="0025787D"/>
+    <w:rsid w:val="00C00DE9"/>
     <w:pPr>
       <w:spacing w:after="100"/>
     </w:pPr>

--- a/public/documentos/GOB-07-informe-de-calidad-n-1.docx
+++ b/public/documentos/GOB-07-informe-de-calidad-n-1.docx
@@ -18,7 +18,7 @@
           <w:left w:w="10" w:type="dxa"/>
           <w:right w:w="10" w:type="dxa"/>
         </w:tblCellMar>
-        <w:tblLook w:val="04A0" w:firstRow="1" w:lastRow="0" w:firstColumn="1" w:lastColumn="0" w:noHBand="0" w:noVBand="1"/>
+        <w:tblLook w:val="0000" w:firstRow="0" w:lastRow="0" w:firstColumn="0" w:lastColumn="0" w:noHBand="0" w:noVBand="0"/>
       </w:tblPr>
       <w:tblGrid>
         <w:gridCol w:w="1757"/>
@@ -52,7 +52,7 @@
                 <w:noProof/>
               </w:rPr>
               <w:drawing>
-                <wp:inline distT="0" distB="0" distL="0" distR="0" wp14:anchorId="102D30EB" wp14:editId="30BA6543">
+                <wp:inline distT="0" distB="0" distL="0" distR="0" wp14:anchorId="3A5812AF" wp14:editId="5FD1A188">
                   <wp:extent cx="990600" cy="990600"/>
                   <wp:effectExtent l="0" t="0" r="0" b="0"/>
                   <wp:docPr id="1" name="Imagen 1"/>
@@ -171,10 +171,10 @@
                 <w:noProof/>
               </w:rPr>
               <w:drawing>
-                <wp:inline distT="0" distB="0" distL="0" distR="0" wp14:anchorId="79CB9686" wp14:editId="125A950F">
+                <wp:inline distT="0" distB="0" distL="0" distR="0" wp14:anchorId="082ED612" wp14:editId="07D72717">
                   <wp:extent cx="800100" cy="800100"/>
                   <wp:effectExtent l="0" t="0" r="0" b="0"/>
-                  <wp:docPr id="567249427" name="Imagen 567249427"/>
+                  <wp:docPr id="1655785005" name="Imagen 1655785005"/>
                   <wp:cNvGraphicFramePr>
                     <a:graphicFrameLocks xmlns:a="http://schemas.openxmlformats.org/drawingml/2006/main" noChangeAspect="1"/>
                   </wp:cNvGraphicFramePr>
@@ -308,7 +308,7 @@
           <w:left w:w="10" w:type="dxa"/>
           <w:right w:w="10" w:type="dxa"/>
         </w:tblCellMar>
-        <w:tblLook w:val="04A0" w:firstRow="1" w:lastRow="0" w:firstColumn="1" w:lastColumn="0" w:noHBand="0" w:noVBand="1"/>
+        <w:tblLook w:val="0000" w:firstRow="0" w:lastRow="0" w:firstColumn="0" w:lastColumn="0" w:noHBand="0" w:noVBand="0"/>
       </w:tblPr>
       <w:tblGrid>
         <w:gridCol w:w="2636"/>
@@ -786,7 +786,7 @@
           <w:left w:w="10" w:type="dxa"/>
           <w:right w:w="10" w:type="dxa"/>
         </w:tblCellMar>
-        <w:tblLook w:val="04A0" w:firstRow="1" w:lastRow="0" w:firstColumn="1" w:lastColumn="0" w:noHBand="0" w:noVBand="1"/>
+        <w:tblLook w:val="0000" w:firstRow="0" w:lastRow="0" w:firstColumn="0" w:lastColumn="0" w:noHBand="0" w:noVBand="0"/>
       </w:tblPr>
       <w:tblGrid>
         <w:gridCol w:w="4042"/>
@@ -1399,7 +1399,7 @@
           <w:left w:w="10" w:type="dxa"/>
           <w:right w:w="10" w:type="dxa"/>
         </w:tblCellMar>
-        <w:tblLook w:val="04A0" w:firstRow="1" w:lastRow="0" w:firstColumn="1" w:lastColumn="0" w:noHBand="0" w:noVBand="1"/>
+        <w:tblLook w:val="0000" w:firstRow="0" w:lastRow="0" w:firstColumn="0" w:lastColumn="0" w:noHBand="0" w:noVBand="0"/>
       </w:tblPr>
       <w:tblGrid>
         <w:gridCol w:w="2636"/>
@@ -1817,7 +1817,7 @@
           <w:left w:w="10" w:type="dxa"/>
           <w:right w:w="10" w:type="dxa"/>
         </w:tblCellMar>
-        <w:tblLook w:val="04A0" w:firstRow="1" w:lastRow="0" w:firstColumn="1" w:lastColumn="0" w:noHBand="0" w:noVBand="1"/>
+        <w:tblLook w:val="0000" w:firstRow="0" w:lastRow="0" w:firstColumn="0" w:lastColumn="0" w:noHBand="0" w:noVBand="0"/>
       </w:tblPr>
       <w:tblGrid>
         <w:gridCol w:w="1054"/>
@@ -2158,7 +2158,7 @@
           <w:left w:w="10" w:type="dxa"/>
           <w:right w:w="10" w:type="dxa"/>
         </w:tblCellMar>
-        <w:tblLook w:val="04A0" w:firstRow="1" w:lastRow="0" w:firstColumn="1" w:lastColumn="0" w:noHBand="0" w:noVBand="1"/>
+        <w:tblLook w:val="0000" w:firstRow="0" w:lastRow="0" w:firstColumn="0" w:lastColumn="0" w:noHBand="0" w:noVBand="0"/>
       </w:tblPr>
       <w:tblGrid>
         <w:gridCol w:w="2636"/>
@@ -2498,7 +2498,7 @@
           <w:left w:w="10" w:type="dxa"/>
           <w:right w:w="10" w:type="dxa"/>
         </w:tblCellMar>
-        <w:tblLook w:val="04A0" w:firstRow="1" w:lastRow="0" w:firstColumn="1" w:lastColumn="0" w:noHBand="0" w:noVBand="1"/>
+        <w:tblLook w:val="0000" w:firstRow="0" w:lastRow="0" w:firstColumn="0" w:lastColumn="0" w:noHBand="0" w:noVBand="0"/>
       </w:tblPr>
       <w:tblGrid>
         <w:gridCol w:w="8787"/>
@@ -2585,7 +2585,7 @@
     <w:sdt>
       <w:sdtPr>
         <w:alias w:val="Contenido"/>
-        <w:id w:val="-516540609"/>
+        <w:id w:val="-564177136"/>
       </w:sdtPr>
       <w:sdtEndPr/>
       <w:sdtContent>
@@ -2611,7 +2611,7 @@
           <w:r>
             <w:fldChar w:fldCharType="separate"/>
           </w:r>
-          <w:hyperlink w:anchor="_Toc243091602" w:history="1">
+          <w:hyperlink w:anchor="_Toc243093415" w:history="1">
             <w:r>
               <w:rPr>
                 <w:rStyle w:val="Hipervnculo"/>
@@ -2635,7 +2635,7 @@
               <w:rPr>
                 <w:noProof/>
               </w:rPr>
-              <w:instrText xml:space="preserve"> PAGEREF _Toc243091602 \h </w:instrText>
+              <w:instrText xml:space="preserve"> PAGEREF _Toc243093415 \h </w:instrText>
             </w:r>
             <w:r>
               <w:rPr>
@@ -2675,7 +2675,7 @@
               <w14:ligatures w14:val="standardContextual"/>
             </w:rPr>
           </w:pPr>
-          <w:hyperlink w:anchor="_Toc243091603" w:history="1">
+          <w:hyperlink w:anchor="_Toc243093416" w:history="1">
             <w:r>
               <w:rPr>
                 <w:rStyle w:val="Hipervnculo"/>
@@ -2699,7 +2699,7 @@
               <w:rPr>
                 <w:noProof/>
               </w:rPr>
-              <w:instrText xml:space="preserve"> PAGEREF _Toc243091603 \h </w:instrText>
+              <w:instrText xml:space="preserve"> PAGEREF _Toc243093416 \h </w:instrText>
             </w:r>
             <w:r>
               <w:rPr>
@@ -2739,7 +2739,7 @@
               <w14:ligatures w14:val="standardContextual"/>
             </w:rPr>
           </w:pPr>
-          <w:hyperlink w:anchor="_Toc243091604" w:history="1">
+          <w:hyperlink w:anchor="_Toc243093417" w:history="1">
             <w:r>
               <w:rPr>
                 <w:rStyle w:val="Hipervnculo"/>
@@ -2763,7 +2763,7 @@
               <w:rPr>
                 <w:noProof/>
               </w:rPr>
-              <w:instrText xml:space="preserve"> PAGEREF _Toc243091604 \h </w:instrText>
+              <w:instrText xml:space="preserve"> PAGEREF _Toc243093417 \h </w:instrText>
             </w:r>
             <w:r>
               <w:rPr>
@@ -2803,7 +2803,7 @@
               <w14:ligatures w14:val="standardContextual"/>
             </w:rPr>
           </w:pPr>
-          <w:hyperlink w:anchor="_Toc243091605" w:history="1">
+          <w:hyperlink w:anchor="_Toc243093418" w:history="1">
             <w:r>
               <w:rPr>
                 <w:rStyle w:val="Hipervnculo"/>
@@ -2827,7 +2827,7 @@
               <w:rPr>
                 <w:noProof/>
               </w:rPr>
-              <w:instrText xml:space="preserve"> PAGEREF _Toc243091605 \h </w:instrText>
+              <w:instrText xml:space="preserve"> PAGEREF _Toc243093418 \h </w:instrText>
             </w:r>
             <w:r>
               <w:rPr>
@@ -2867,7 +2867,7 @@
               <w14:ligatures w14:val="standardContextual"/>
             </w:rPr>
           </w:pPr>
-          <w:hyperlink w:anchor="_Toc243091606" w:history="1">
+          <w:hyperlink w:anchor="_Toc243093419" w:history="1">
             <w:r>
               <w:rPr>
                 <w:rStyle w:val="Hipervnculo"/>
@@ -2891,7 +2891,7 @@
               <w:rPr>
                 <w:noProof/>
               </w:rPr>
-              <w:instrText xml:space="preserve"> PAGEREF _Toc243091606 \h </w:instrText>
+              <w:instrText xml:space="preserve"> PAGEREF _Toc243093419 \h </w:instrText>
             </w:r>
             <w:r>
               <w:rPr>
@@ -2931,7 +2931,7 @@
               <w14:ligatures w14:val="standardContextual"/>
             </w:rPr>
           </w:pPr>
-          <w:hyperlink w:anchor="_Toc243091607" w:history="1">
+          <w:hyperlink w:anchor="_Toc243093420" w:history="1">
             <w:r>
               <w:rPr>
                 <w:rStyle w:val="Hipervnculo"/>
@@ -2955,7 +2955,7 @@
               <w:rPr>
                 <w:noProof/>
               </w:rPr>
-              <w:instrText xml:space="preserve"> PAGEREF _Toc243091607 \h </w:instrText>
+              <w:instrText xml:space="preserve"> PAGEREF _Toc243093420 \h </w:instrText>
             </w:r>
             <w:r>
               <w:rPr>
@@ -3005,7 +3005,7 @@
       <w:pPr>
         <w:pStyle w:val="Ttulo1"/>
       </w:pPr>
-      <w:bookmarkStart w:id="0" w:name="_Toc243091602"/>
+      <w:bookmarkStart w:id="0" w:name="_Toc243093415"/>
       <w:r>
         <w:lastRenderedPageBreak/>
         <w:t>1. Objetivo y alcance de la revisión</w:t>
@@ -3063,7 +3063,7 @@
           <w:left w:w="10" w:type="dxa"/>
           <w:right w:w="10" w:type="dxa"/>
         </w:tblCellMar>
-        <w:tblLook w:val="04A0" w:firstRow="1" w:lastRow="0" w:firstColumn="1" w:lastColumn="0" w:noHBand="0" w:noVBand="1"/>
+        <w:tblLook w:val="0000" w:firstRow="0" w:lastRow="0" w:firstColumn="0" w:lastColumn="0" w:noHBand="0" w:noVBand="0"/>
       </w:tblPr>
       <w:tblGrid>
         <w:gridCol w:w="2636"/>
@@ -3467,7 +3467,7 @@
       <w:pPr>
         <w:pStyle w:val="Ttulo1"/>
       </w:pPr>
-      <w:bookmarkStart w:id="1" w:name="_Toc243091603"/>
+      <w:bookmarkStart w:id="1" w:name="_Toc243093416"/>
       <w:r>
         <w:t>2. Lista de verificación</w:t>
       </w:r>
@@ -3515,7 +3515,7 @@
           <w:left w:w="10" w:type="dxa"/>
           <w:right w:w="10" w:type="dxa"/>
         </w:tblCellMar>
-        <w:tblLook w:val="04A0" w:firstRow="1" w:lastRow="0" w:firstColumn="1" w:lastColumn="0" w:noHBand="0" w:noVBand="1"/>
+        <w:tblLook w:val="0000" w:firstRow="0" w:lastRow="0" w:firstColumn="0" w:lastColumn="0" w:noHBand="0" w:noVBand="0"/>
       </w:tblPr>
       <w:tblGrid>
         <w:gridCol w:w="527"/>
@@ -5444,7 +5444,7 @@
       <w:pPr>
         <w:pStyle w:val="Ttulo1"/>
       </w:pPr>
-      <w:bookmarkStart w:id="2" w:name="_Toc243091604"/>
+      <w:bookmarkStart w:id="2" w:name="_Toc243093417"/>
       <w:r>
         <w:lastRenderedPageBreak/>
         <w:t>3. Hallazgos</w:t>
@@ -5493,7 +5493,7 @@
           <w:left w:w="10" w:type="dxa"/>
           <w:right w:w="10" w:type="dxa"/>
         </w:tblCellMar>
-        <w:tblLook w:val="04A0" w:firstRow="1" w:lastRow="0" w:firstColumn="1" w:lastColumn="0" w:noHBand="0" w:noVBand="1"/>
+        <w:tblLook w:val="0000" w:firstRow="0" w:lastRow="0" w:firstColumn="0" w:lastColumn="0" w:noHBand="0" w:noVBand="0"/>
       </w:tblPr>
       <w:tblGrid>
         <w:gridCol w:w="728"/>
@@ -11093,7 +11093,7 @@
       <w:pPr>
         <w:pStyle w:val="Ttulo1"/>
       </w:pPr>
-      <w:bookmarkStart w:id="3" w:name="_Toc243091605"/>
+      <w:bookmarkStart w:id="3" w:name="_Toc243093418"/>
       <w:r>
         <w:lastRenderedPageBreak/>
         <w:t>4. Análisis de los hallazgos</w:t>
@@ -11142,7 +11142,7 @@
           <w:left w:w="10" w:type="dxa"/>
           <w:right w:w="10" w:type="dxa"/>
         </w:tblCellMar>
-        <w:tblLook w:val="04A0" w:firstRow="1" w:lastRow="0" w:firstColumn="1" w:lastColumn="0" w:noHBand="0" w:noVBand="1"/>
+        <w:tblLook w:val="0000" w:firstRow="0" w:lastRow="0" w:firstColumn="0" w:lastColumn="0" w:noHBand="0" w:noVBand="0"/>
       </w:tblPr>
       <w:tblGrid>
         <w:gridCol w:w="4042"/>
@@ -12082,7 +12082,7 @@
           <w:left w:w="10" w:type="dxa"/>
           <w:right w:w="10" w:type="dxa"/>
         </w:tblCellMar>
-        <w:tblLook w:val="04A0" w:firstRow="1" w:lastRow="0" w:firstColumn="1" w:lastColumn="0" w:noHBand="0" w:noVBand="1"/>
+        <w:tblLook w:val="0000" w:firstRow="0" w:lastRow="0" w:firstColumn="0" w:lastColumn="0" w:noHBand="0" w:noVBand="0"/>
       </w:tblPr>
       <w:tblGrid>
         <w:gridCol w:w="3514"/>
@@ -12760,7 +12760,7 @@
       <w:pPr>
         <w:pStyle w:val="Ttulo1"/>
       </w:pPr>
-      <w:bookmarkStart w:id="4" w:name="_Toc243091606"/>
+      <w:bookmarkStart w:id="4" w:name="_Toc243093419"/>
       <w:r>
         <w:t>5. Acciones derivadas</w:t>
       </w:r>
@@ -12812,7 +12812,7 @@
       <w:pPr>
         <w:pStyle w:val="Ttulo1"/>
       </w:pPr>
-      <w:bookmarkStart w:id="5" w:name="_Toc243091607"/>
+      <w:bookmarkStart w:id="5" w:name="_Toc243093420"/>
       <w:r>
         <w:t>6. Conclusión</w:t>
       </w:r>
@@ -13560,10 +13560,10 @@
 <file path=word/numbering.xml><?xml version="1.0" encoding="utf-8"?>
 <w:numbering xmlns:wpc="http://schemas.microsoft.com/office/word/2010/wordprocessingCanvas" xmlns:cx="http://schemas.microsoft.com/office/drawing/2014/chartex" xmlns:cx1="http://schemas.microsoft.com/office/drawing/2015/9/8/chartex" xmlns:cx2="http://schemas.microsoft.com/office/drawing/2015/10/21/chartex" xmlns:cx3="http://schemas.microsoft.com/office/drawing/2016/5/9/chartex" xmlns:cx4="http://schemas.microsoft.com/office/drawing/2016/5/10/chartex" xmlns:cx5="http://schemas.microsoft.com/office/drawing/2016/5/11/chartex" xmlns:cx6="http://schemas.microsoft.com/office/drawing/2016/5/12/chartex" xmlns:cx7="http://schemas.microsoft.com/office/drawing/2016/5/13/chartex" xmlns:cx8="http://schemas.microsoft.com/office/drawing/2016/5/14/chartex" xmlns:mc="http://schemas.openxmlformats.org/markup-compatibility/2006" xmlns:aink="http://schemas.microsoft.com/office/drawing/2016/ink" xmlns:am3d="http://schemas.microsoft.com/office/drawing/2017/model3d" xmlns:o="urn:schemas-microsoft-com:office:office" xmlns:oel="http://schemas.microsoft.com/office/2019/extlst" xmlns:r="http://schemas.openxmlformats.org/officeDocument/2006/relationships" xmlns:m="http://schemas.openxmlformats.org/officeDocument/2006/math" xmlns:v="urn:schemas-microsoft-com:vml" xmlns:wp14="http://schemas.microsoft.com/office/word/2010/wordprocessingDrawing" xmlns:wp="http://schemas.openxmlformats.org/drawingml/2006/wordprocessingDrawing" xmlns:w10="urn:schemas-microsoft-com:office:word" xmlns:w="http://schemas.openxmlformats.org/wordprocessingml/2006/main" xmlns:w14="http://schemas.microsoft.com/office/word/2010/wordml" xmlns:w15="http://schemas.microsoft.com/office/word/2012/wordml" xmlns:w16cex="http://schemas.microsoft.com/office/word/2018/wordml/cex" xmlns:w16cid="http://schemas.microsoft.com/office/word/2016/wordml/cid" xmlns:w16="http://schemas.microsoft.com/office/word/2018/wordml" xmlns:w16du="http://schemas.microsoft.com/office/word/2023/wordml/word16du" xmlns:w16sdtdh="http://schemas.microsoft.com/office/word/2020/wordml/sdtdatahash" xmlns:w16sdtfl="http://schemas.microsoft.com/office/word/2024/wordml/sdtformatlock" xmlns:w16se="http://schemas.microsoft.com/office/word/2015/wordml/symex" xmlns:wpg="http://schemas.microsoft.com/office/word/2010/wordprocessingGroup" xmlns:wpi="http://schemas.microsoft.com/office/word/2010/wordprocessingInk" xmlns:wne="http://schemas.microsoft.com/office/word/2006/wordml" xmlns:wps="http://schemas.microsoft.com/office/word/2010/wordprocessingShape" mc:Ignorable="w14 w15 w16se w16cid w16 w16cex w16sdtdh w16sdtfl w16du wp14">
   <w:abstractNum w:abstractNumId="0" w15:restartNumberingAfterBreak="0">
-    <w:nsid w:val="0DB224A4"/>
+    <w:nsid w:val="056A73C7"/>
     <w:multiLevelType w:val="hybridMultilevel"/>
-    <w:tmpl w:val="CC9AB4FA"/>
-    <w:lvl w:ilvl="0" w:tplc="91444CF4">
+    <w:tmpl w:val="E8EC2450"/>
+    <w:lvl w:ilvl="0" w:tplc="76CCCB44">
       <w:start w:val="1"/>
       <w:numFmt w:val="bullet"/>
       <w:lvlText w:val="●"/>
@@ -13572,7 +13572,7 @@
         <w:ind w:left="720" w:hanging="360"/>
       </w:pPr>
     </w:lvl>
-    <w:lvl w:ilvl="1" w:tplc="B3601E08">
+    <w:lvl w:ilvl="1" w:tplc="69C2ABFA">
       <w:start w:val="1"/>
       <w:numFmt w:val="bullet"/>
       <w:lvlText w:val="○"/>
@@ -13581,7 +13581,7 @@
         <w:ind w:left="1440" w:hanging="360"/>
       </w:pPr>
     </w:lvl>
-    <w:lvl w:ilvl="2" w:tplc="94645F58">
+    <w:lvl w:ilvl="2" w:tplc="059A4E1E">
       <w:start w:val="1"/>
       <w:numFmt w:val="bullet"/>
       <w:lvlText w:val="■"/>
@@ -13590,7 +13590,7 @@
         <w:ind w:left="2160" w:hanging="360"/>
       </w:pPr>
     </w:lvl>
-    <w:lvl w:ilvl="3" w:tplc="144AA41E">
+    <w:lvl w:ilvl="3" w:tplc="2CCCF5C6">
       <w:start w:val="1"/>
       <w:numFmt w:val="bullet"/>
       <w:lvlText w:val="●"/>
@@ -13599,7 +13599,7 @@
         <w:ind w:left="2880" w:hanging="360"/>
       </w:pPr>
     </w:lvl>
-    <w:lvl w:ilvl="4" w:tplc="C3D69C6C">
+    <w:lvl w:ilvl="4" w:tplc="64103C50">
       <w:start w:val="1"/>
       <w:numFmt w:val="bullet"/>
       <w:lvlText w:val="○"/>
@@ -13608,7 +13608,7 @@
         <w:ind w:left="3600" w:hanging="360"/>
       </w:pPr>
     </w:lvl>
-    <w:lvl w:ilvl="5" w:tplc="7804C01A">
+    <w:lvl w:ilvl="5" w:tplc="4A6ED9FC">
       <w:start w:val="1"/>
       <w:numFmt w:val="bullet"/>
       <w:lvlText w:val="■"/>
@@ -13617,7 +13617,7 @@
         <w:ind w:left="4320" w:hanging="360"/>
       </w:pPr>
     </w:lvl>
-    <w:lvl w:ilvl="6" w:tplc="2774FACE">
+    <w:lvl w:ilvl="6" w:tplc="15B06594">
       <w:start w:val="1"/>
       <w:numFmt w:val="bullet"/>
       <w:lvlText w:val="●"/>
@@ -13626,7 +13626,7 @@
         <w:ind w:left="5040" w:hanging="360"/>
       </w:pPr>
     </w:lvl>
-    <w:lvl w:ilvl="7" w:tplc="578289D6">
+    <w:lvl w:ilvl="7" w:tplc="5EEE620E">
       <w:start w:val="1"/>
       <w:numFmt w:val="bullet"/>
       <w:lvlText w:val="●"/>
@@ -13635,7 +13635,7 @@
         <w:ind w:left="5760" w:hanging="360"/>
       </w:pPr>
     </w:lvl>
-    <w:lvl w:ilvl="8" w:tplc="58A88CB6">
+    <w:lvl w:ilvl="8" w:tplc="22440982">
       <w:start w:val="1"/>
       <w:numFmt w:val="bullet"/>
       <w:lvlText w:val="●"/>
@@ -13646,10 +13646,10 @@
     </w:lvl>
   </w:abstractNum>
   <w:abstractNum w:abstractNumId="1" w15:restartNumberingAfterBreak="0">
-    <w:nsid w:val="22F82F6F"/>
+    <w:nsid w:val="31960BA7"/>
     <w:multiLevelType w:val="hybridMultilevel"/>
-    <w:tmpl w:val="D8E8F4B8"/>
-    <w:lvl w:ilvl="0" w:tplc="E7CC2BA0">
+    <w:tmpl w:val="5E7637DC"/>
+    <w:lvl w:ilvl="0" w:tplc="81A87D7E">
       <w:start w:val="1"/>
       <w:numFmt w:val="bullet"/>
       <w:lvlText w:val="•"/>
@@ -13658,52 +13658,52 @@
         <w:ind w:left="560" w:hanging="280"/>
       </w:pPr>
     </w:lvl>
-    <w:lvl w:ilvl="1" w:tplc="FF668318">
+    <w:lvl w:ilvl="1" w:tplc="DC368D68">
       <w:numFmt w:val="decimal"/>
       <w:lvlText w:val=""/>
       <w:lvlJc w:val="left"/>
     </w:lvl>
-    <w:lvl w:ilvl="2" w:tplc="AE50D8FE">
+    <w:lvl w:ilvl="2" w:tplc="6450C8B8">
       <w:numFmt w:val="decimal"/>
       <w:lvlText w:val=""/>
       <w:lvlJc w:val="left"/>
     </w:lvl>
-    <w:lvl w:ilvl="3" w:tplc="11BCD978">
+    <w:lvl w:ilvl="3" w:tplc="B28EA8F6">
       <w:numFmt w:val="decimal"/>
       <w:lvlText w:val=""/>
       <w:lvlJc w:val="left"/>
     </w:lvl>
-    <w:lvl w:ilvl="4" w:tplc="92D6A24A">
+    <w:lvl w:ilvl="4" w:tplc="7EE496AE">
       <w:numFmt w:val="decimal"/>
       <w:lvlText w:val=""/>
       <w:lvlJc w:val="left"/>
     </w:lvl>
-    <w:lvl w:ilvl="5" w:tplc="88BAE47C">
+    <w:lvl w:ilvl="5" w:tplc="2D8A6784">
       <w:numFmt w:val="decimal"/>
       <w:lvlText w:val=""/>
       <w:lvlJc w:val="left"/>
     </w:lvl>
-    <w:lvl w:ilvl="6" w:tplc="120A4D8A">
+    <w:lvl w:ilvl="6" w:tplc="B6C2D238">
       <w:numFmt w:val="decimal"/>
       <w:lvlText w:val=""/>
       <w:lvlJc w:val="left"/>
     </w:lvl>
-    <w:lvl w:ilvl="7" w:tplc="122ED1EC">
+    <w:lvl w:ilvl="7" w:tplc="3FE250C2">
       <w:numFmt w:val="decimal"/>
       <w:lvlText w:val=""/>
       <w:lvlJc w:val="left"/>
     </w:lvl>
-    <w:lvl w:ilvl="8" w:tplc="D944AD14">
+    <w:lvl w:ilvl="8" w:tplc="A90EF4DC">
       <w:numFmt w:val="decimal"/>
       <w:lvlText w:val=""/>
       <w:lvlJc w:val="left"/>
     </w:lvl>
   </w:abstractNum>
   <w:abstractNum w:abstractNumId="2" w15:restartNumberingAfterBreak="0">
-    <w:nsid w:val="29822C49"/>
+    <w:nsid w:val="71D83462"/>
     <w:multiLevelType w:val="hybridMultilevel"/>
-    <w:tmpl w:val="5C78E394"/>
-    <w:lvl w:ilvl="0" w:tplc="589CD25C">
+    <w:tmpl w:val="A5B2394E"/>
+    <w:lvl w:ilvl="0" w:tplc="E89C5120">
       <w:start w:val="1"/>
       <w:numFmt w:val="decimal"/>
       <w:lvlText w:val="%1."/>
@@ -13712,54 +13712,54 @@
         <w:ind w:left="560" w:hanging="340"/>
       </w:pPr>
     </w:lvl>
-    <w:lvl w:ilvl="1" w:tplc="B89CD0D8">
+    <w:lvl w:ilvl="1" w:tplc="C79C48FE">
       <w:numFmt w:val="decimal"/>
       <w:lvlText w:val=""/>
       <w:lvlJc w:val="left"/>
     </w:lvl>
-    <w:lvl w:ilvl="2" w:tplc="661A8718">
+    <w:lvl w:ilvl="2" w:tplc="9FA2A21E">
       <w:numFmt w:val="decimal"/>
       <w:lvlText w:val=""/>
       <w:lvlJc w:val="left"/>
     </w:lvl>
-    <w:lvl w:ilvl="3" w:tplc="255CC492">
+    <w:lvl w:ilvl="3" w:tplc="C8D8B3E4">
       <w:numFmt w:val="decimal"/>
       <w:lvlText w:val=""/>
       <w:lvlJc w:val="left"/>
     </w:lvl>
-    <w:lvl w:ilvl="4" w:tplc="93E64BC6">
+    <w:lvl w:ilvl="4" w:tplc="C0DC6998">
       <w:numFmt w:val="decimal"/>
       <w:lvlText w:val=""/>
       <w:lvlJc w:val="left"/>
     </w:lvl>
-    <w:lvl w:ilvl="5" w:tplc="5EAC7560">
+    <w:lvl w:ilvl="5" w:tplc="750CAE56">
       <w:numFmt w:val="decimal"/>
       <w:lvlText w:val=""/>
       <w:lvlJc w:val="left"/>
     </w:lvl>
-    <w:lvl w:ilvl="6" w:tplc="6868DEC2">
+    <w:lvl w:ilvl="6" w:tplc="A27E46A6">
       <w:numFmt w:val="decimal"/>
       <w:lvlText w:val=""/>
       <w:lvlJc w:val="left"/>
     </w:lvl>
-    <w:lvl w:ilvl="7" w:tplc="77A0ABB8">
+    <w:lvl w:ilvl="7" w:tplc="B928B856">
       <w:numFmt w:val="decimal"/>
       <w:lvlText w:val=""/>
       <w:lvlJc w:val="left"/>
     </w:lvl>
-    <w:lvl w:ilvl="8" w:tplc="64C66CC2">
+    <w:lvl w:ilvl="8" w:tplc="5E6E06A2">
       <w:numFmt w:val="decimal"/>
       <w:lvlText w:val=""/>
       <w:lvlJc w:val="left"/>
     </w:lvl>
   </w:abstractNum>
-  <w:num w:numId="1" w16cid:durableId="838886779">
+  <w:num w:numId="1" w16cid:durableId="1034426930">
     <w:abstractNumId w:val="0"/>
     <w:lvlOverride w:ilvl="0">
       <w:startOverride w:val="1"/>
     </w:lvlOverride>
   </w:num>
-  <w:num w:numId="2" w16cid:durableId="281805810">
+  <w:num w:numId="2" w16cid:durableId="202208270">
     <w:abstractNumId w:val="1"/>
     <w:lvlOverride w:ilvl="0">
       <w:startOverride w:val="1"/>
@@ -14353,7 +14353,7 @@
     <w:autoRedefine/>
     <w:uiPriority w:val="39"/>
     <w:unhideWhenUsed/>
-    <w:rsid w:val="00C00DE9"/>
+    <w:rsid w:val="0012668E"/>
     <w:pPr>
       <w:spacing w:after="100"/>
     </w:pPr>
